--- a/docs/SRS.docx
+++ b/docs/SRS.docx
@@ -468,34 +468,7 @@
                                           <w:sz w:val="36"/>
                                           <w:szCs w:val="36"/>
                                         </w:rPr>
-                                        <w:t xml:space="preserve">                  </w:t>
-                                      </w:r>
-                                      <w:r>
-                                        <w:rPr>
-                                          <w:caps/>
-                                          <w:color w:val="44546A" w:themeColor="text2"/>
-                                          <w:sz w:val="36"/>
-                                          <w:szCs w:val="36"/>
-                                        </w:rPr>
-                                        <w:t xml:space="preserve">               </w:t>
-                                      </w:r>
-                                      <w:r>
-                                        <w:rPr>
-                                          <w:caps/>
-                                          <w:color w:val="44546A" w:themeColor="text2"/>
-                                          <w:sz w:val="36"/>
-                                          <w:szCs w:val="36"/>
-                                        </w:rPr>
-                                        <w:t xml:space="preserve"> </w:t>
-                                      </w:r>
-                                      <w:r>
-                                        <w:rPr>
-                                          <w:caps/>
-                                          <w:color w:val="44546A" w:themeColor="text2"/>
-                                          <w:sz w:val="36"/>
-                                          <w:szCs w:val="36"/>
-                                        </w:rPr>
-                                        <w:t xml:space="preserve">THE REACT WEATHER DASHBOARD </w:t>
+                                        <w:t>THE REACT WEATHER DASHBOARD</w:t>
                                       </w:r>
                                     </w:p>
                                   </w:sdtContent>
@@ -830,34 +803,7 @@
                                     <w:sz w:val="36"/>
                                     <w:szCs w:val="36"/>
                                   </w:rPr>
-                                  <w:t xml:space="preserve">                  </w:t>
-                                </w:r>
-                                <w:r>
-                                  <w:rPr>
-                                    <w:caps/>
-                                    <w:color w:val="44546A" w:themeColor="text2"/>
-                                    <w:sz w:val="36"/>
-                                    <w:szCs w:val="36"/>
-                                  </w:rPr>
-                                  <w:t xml:space="preserve">               </w:t>
-                                </w:r>
-                                <w:r>
-                                  <w:rPr>
-                                    <w:caps/>
-                                    <w:color w:val="44546A" w:themeColor="text2"/>
-                                    <w:sz w:val="36"/>
-                                    <w:szCs w:val="36"/>
-                                  </w:rPr>
-                                  <w:t xml:space="preserve"> </w:t>
-                                </w:r>
-                                <w:r>
-                                  <w:rPr>
-                                    <w:caps/>
-                                    <w:color w:val="44546A" w:themeColor="text2"/>
-                                    <w:sz w:val="36"/>
-                                    <w:szCs w:val="36"/>
-                                  </w:rPr>
-                                  <w:t xml:space="preserve">THE REACT WEATHER DASHBOARD </w:t>
+                                  <w:t>THE REACT WEATHER DASHBOARD</w:t>
                                 </w:r>
                               </w:p>
                             </w:sdtContent>
@@ -909,8 +855,15 @@
     <w:sdt>
       <w:sdtPr>
         <w:rPr>
+          <w:rFonts w:asciiTheme="minorHAnsi" w:eastAsiaTheme="minorHAnsi" w:hAnsiTheme="minorHAnsi" w:cstheme="minorBidi"/>
           <w:b/>
           <w:bCs/>
+          <w:color w:val="auto"/>
+          <w:kern w:val="2"/>
+          <w:sz w:val="24"/>
+          <w:szCs w:val="24"/>
+          <w:lang w:val="en-IN" w:bidi="ml-IN"/>
+          <w14:ligatures w14:val="standardContextual"/>
         </w:rPr>
         <w:id w:val="-1132784132"/>
         <w:docPartObj>
@@ -920,14 +873,7 @@
       </w:sdtPr>
       <w:sdtEndPr>
         <w:rPr>
-          <w:rFonts w:asciiTheme="minorHAnsi" w:eastAsiaTheme="minorHAnsi" w:hAnsiTheme="minorHAnsi" w:cstheme="minorBidi"/>
           <w:noProof/>
-          <w:color w:val="auto"/>
-          <w:kern w:val="2"/>
-          <w:sz w:val="24"/>
-          <w:szCs w:val="24"/>
-          <w:lang w:val="en-IN" w:bidi="ml-IN"/>
-          <w14:ligatures w14:val="standardContextual"/>
         </w:rPr>
       </w:sdtEndPr>
       <w:sdtContent>
@@ -1024,24 +970,23 @@
                 <w:noProof/>
                 <w:webHidden/>
               </w:rPr>
-            </w:r>
-            <w:r>
-              <w:rPr>
-                <w:b/>
-                <w:bCs/>
+              <w:fldChar w:fldCharType="separate"/>
+            </w:r>
+            <w:r>
+              <w:rPr>
                 <w:noProof/>
                 <w:webHidden/>
-              </w:rPr>
-              <w:fldChar w:fldCharType="separate"/>
-            </w:r>
-            <w:r>
-              <w:rPr>
-                <w:b/>
-                <w:bCs/>
+                <w:lang w:val="en-US"/>
+              </w:rPr>
+              <w:t>3</w:t>
+            </w:r>
+            <w:r>
+              <w:rPr>
                 <w:noProof/>
                 <w:webHidden/>
-              </w:rPr>
-              <w:t>2</w:t>
+                <w:lang w:val="en-US"/>
+              </w:rPr>
+              <w:t>.</w:t>
             </w:r>
             <w:r>
               <w:rPr>
@@ -1110,24 +1055,15 @@
                 <w:noProof/>
                 <w:webHidden/>
               </w:rPr>
-            </w:r>
-            <w:r>
-              <w:rPr>
-                <w:b/>
-                <w:bCs/>
+              <w:fldChar w:fldCharType="separate"/>
+            </w:r>
+            <w:r>
+              <w:rPr>
                 <w:noProof/>
                 <w:webHidden/>
-              </w:rPr>
-              <w:fldChar w:fldCharType="separate"/>
-            </w:r>
-            <w:r>
-              <w:rPr>
-                <w:b/>
-                <w:bCs/>
-                <w:noProof/>
-                <w:webHidden/>
-              </w:rPr>
-              <w:t>2</w:t>
+                <w:lang w:val="en-US"/>
+              </w:rPr>
+              <w:t>3.</w:t>
             </w:r>
             <w:r>
               <w:rPr>
@@ -1196,24 +1132,15 @@
                 <w:noProof/>
                 <w:webHidden/>
               </w:rPr>
-            </w:r>
-            <w:r>
-              <w:rPr>
-                <w:b/>
-                <w:bCs/>
+              <w:fldChar w:fldCharType="separate"/>
+            </w:r>
+            <w:r>
+              <w:rPr>
                 <w:noProof/>
                 <w:webHidden/>
-              </w:rPr>
-              <w:fldChar w:fldCharType="separate"/>
-            </w:r>
-            <w:r>
-              <w:rPr>
-                <w:b/>
-                <w:bCs/>
-                <w:noProof/>
-                <w:webHidden/>
-              </w:rPr>
-              <w:t>2</w:t>
+                <w:lang w:val="en-US"/>
+              </w:rPr>
+              <w:t>3.</w:t>
             </w:r>
             <w:r>
               <w:rPr>
@@ -1259,18 +1186,16 @@
               <w:rPr>
                 <w:webHidden/>
               </w:rPr>
-            </w:r>
-            <w:r>
-              <w:rPr>
-                <w:webHidden/>
-              </w:rPr>
               <w:fldChar w:fldCharType="separate"/>
             </w:r>
             <w:r>
               <w:rPr>
-                <w:webHidden/>
-              </w:rPr>
-              <w:t>2</w:t>
+                <w:b w:val="0"/>
+                <w:bCs w:val="0"/>
+                <w:webHidden/>
+                <w:lang w:val="en-US"/>
+              </w:rPr>
+              <w:t>3.</w:t>
             </w:r>
             <w:r>
               <w:rPr>
@@ -1313,18 +1238,16 @@
               <w:rPr>
                 <w:webHidden/>
               </w:rPr>
-            </w:r>
-            <w:r>
-              <w:rPr>
-                <w:webHidden/>
-              </w:rPr>
               <w:fldChar w:fldCharType="separate"/>
             </w:r>
             <w:r>
               <w:rPr>
-                <w:webHidden/>
-              </w:rPr>
-              <w:t>2</w:t>
+                <w:b w:val="0"/>
+                <w:bCs w:val="0"/>
+                <w:webHidden/>
+                <w:lang w:val="en-US"/>
+              </w:rPr>
+              <w:t>4.</w:t>
             </w:r>
             <w:r>
               <w:rPr>
@@ -1367,18 +1290,16 @@
               <w:rPr>
                 <w:webHidden/>
               </w:rPr>
-            </w:r>
-            <w:r>
-              <w:rPr>
-                <w:webHidden/>
-              </w:rPr>
               <w:fldChar w:fldCharType="separate"/>
             </w:r>
             <w:r>
               <w:rPr>
-                <w:webHidden/>
-              </w:rPr>
-              <w:t>2</w:t>
+                <w:b w:val="0"/>
+                <w:bCs w:val="0"/>
+                <w:webHidden/>
+                <w:lang w:val="en-US"/>
+              </w:rPr>
+              <w:t>4.</w:t>
             </w:r>
             <w:r>
               <w:rPr>
@@ -1426,7 +1347,7 @@
                 <w:noProof/>
                 <w:webHidden/>
               </w:rPr>
-              <w:fldChar w:fldCharType="begin"/>
+              <w:t>5</w:t>
             </w:r>
             <w:r>
               <w:rPr>
@@ -1435,7 +1356,7 @@
                 <w:noProof/>
                 <w:webHidden/>
               </w:rPr>
-              <w:instrText xml:space="preserve"> PAGEREF _Toc215435657 \h </w:instrText>
+              <w:fldChar w:fldCharType="begin"/>
             </w:r>
             <w:r>
               <w:rPr>
@@ -1444,6 +1365,7 @@
                 <w:noProof/>
                 <w:webHidden/>
               </w:rPr>
+              <w:instrText xml:space="preserve"> PAGEREF _Toc215435657 \h </w:instrText>
             </w:r>
             <w:r>
               <w:rPr>
@@ -1456,12 +1378,11 @@
             </w:r>
             <w:r>
               <w:rPr>
-                <w:b/>
-                <w:bCs/>
                 <w:noProof/>
                 <w:webHidden/>
-              </w:rPr>
-              <w:t>2</w:t>
+                <w:lang w:val="en-US"/>
+              </w:rPr>
+              <w:t>.</w:t>
             </w:r>
             <w:r>
               <w:rPr>
@@ -1507,18 +1428,16 @@
               <w:rPr>
                 <w:webHidden/>
               </w:rPr>
-            </w:r>
-            <w:r>
-              <w:rPr>
-                <w:webHidden/>
-              </w:rPr>
               <w:fldChar w:fldCharType="separate"/>
             </w:r>
             <w:r>
               <w:rPr>
-                <w:webHidden/>
-              </w:rPr>
-              <w:t>2</w:t>
+                <w:b w:val="0"/>
+                <w:bCs w:val="0"/>
+                <w:webHidden/>
+                <w:lang w:val="en-US"/>
+              </w:rPr>
+              <w:t>5.</w:t>
             </w:r>
             <w:r>
               <w:rPr>
@@ -1561,18 +1480,16 @@
               <w:rPr>
                 <w:webHidden/>
               </w:rPr>
-            </w:r>
-            <w:r>
-              <w:rPr>
-                <w:webHidden/>
-              </w:rPr>
               <w:fldChar w:fldCharType="separate"/>
             </w:r>
             <w:r>
               <w:rPr>
-                <w:webHidden/>
-              </w:rPr>
-              <w:t>2</w:t>
+                <w:b w:val="0"/>
+                <w:bCs w:val="0"/>
+                <w:webHidden/>
+                <w:lang w:val="en-US"/>
+              </w:rPr>
+              <w:t>5.</w:t>
             </w:r>
             <w:r>
               <w:rPr>
@@ -1615,18 +1532,16 @@
               <w:rPr>
                 <w:webHidden/>
               </w:rPr>
-            </w:r>
-            <w:r>
-              <w:rPr>
-                <w:webHidden/>
-              </w:rPr>
               <w:fldChar w:fldCharType="separate"/>
             </w:r>
             <w:r>
               <w:rPr>
-                <w:webHidden/>
-              </w:rPr>
-              <w:t>3</w:t>
+                <w:b w:val="0"/>
+                <w:bCs w:val="0"/>
+                <w:webHidden/>
+                <w:lang w:val="en-US"/>
+              </w:rPr>
+              <w:t>6.</w:t>
             </w:r>
             <w:r>
               <w:rPr>
@@ -1669,18 +1584,16 @@
               <w:rPr>
                 <w:webHidden/>
               </w:rPr>
-            </w:r>
-            <w:r>
-              <w:rPr>
-                <w:webHidden/>
-              </w:rPr>
               <w:fldChar w:fldCharType="separate"/>
             </w:r>
             <w:r>
               <w:rPr>
-                <w:webHidden/>
-              </w:rPr>
-              <w:t>3</w:t>
+                <w:b w:val="0"/>
+                <w:bCs w:val="0"/>
+                <w:webHidden/>
+                <w:lang w:val="en-US"/>
+              </w:rPr>
+              <w:t>6.</w:t>
             </w:r>
             <w:r>
               <w:rPr>
@@ -1746,24 +1659,15 @@
                 <w:noProof/>
                 <w:webHidden/>
               </w:rPr>
-            </w:r>
-            <w:r>
-              <w:rPr>
-                <w:b/>
-                <w:bCs/>
+              <w:fldChar w:fldCharType="separate"/>
+            </w:r>
+            <w:r>
+              <w:rPr>
                 <w:noProof/>
                 <w:webHidden/>
-              </w:rPr>
-              <w:fldChar w:fldCharType="separate"/>
-            </w:r>
-            <w:r>
-              <w:rPr>
-                <w:b/>
-                <w:bCs/>
-                <w:noProof/>
-                <w:webHidden/>
-              </w:rPr>
-              <w:t>3</w:t>
+                <w:lang w:val="en-US"/>
+              </w:rPr>
+              <w:t>6.</w:t>
             </w:r>
             <w:r>
               <w:rPr>
@@ -1809,18 +1713,25 @@
               <w:rPr>
                 <w:webHidden/>
               </w:rPr>
-            </w:r>
-            <w:r>
-              <w:rPr>
-                <w:webHidden/>
-              </w:rPr>
               <w:fldChar w:fldCharType="separate"/>
             </w:r>
             <w:r>
               <w:rPr>
-                <w:webHidden/>
-              </w:rPr>
-              <w:t>3</w:t>
+                <w:b w:val="0"/>
+                <w:bCs w:val="0"/>
+                <w:webHidden/>
+                <w:lang w:val="en-US"/>
+              </w:rPr>
+              <w:t>6</w:t>
+            </w:r>
+            <w:r>
+              <w:rPr>
+                <w:b w:val="0"/>
+                <w:bCs w:val="0"/>
+                <w:webHidden/>
+                <w:lang w:val="en-US"/>
+              </w:rPr>
+              <w:t>.</w:t>
             </w:r>
             <w:r>
               <w:rPr>
@@ -1870,18 +1781,25 @@
               <w:rPr>
                 <w:webHidden/>
               </w:rPr>
-            </w:r>
-            <w:r>
-              <w:rPr>
-                <w:webHidden/>
-              </w:rPr>
               <w:fldChar w:fldCharType="separate"/>
             </w:r>
             <w:r>
               <w:rPr>
-                <w:webHidden/>
-              </w:rPr>
-              <w:t>3</w:t>
+                <w:b w:val="0"/>
+                <w:bCs w:val="0"/>
+                <w:webHidden/>
+                <w:lang w:val="en-US"/>
+              </w:rPr>
+              <w:t>7</w:t>
+            </w:r>
+            <w:r>
+              <w:rPr>
+                <w:b w:val="0"/>
+                <w:bCs w:val="0"/>
+                <w:webHidden/>
+                <w:lang w:val="en-US"/>
+              </w:rPr>
+              <w:t>.</w:t>
             </w:r>
             <w:r>
               <w:rPr>
@@ -1924,18 +1842,25 @@
               <w:rPr>
                 <w:webHidden/>
               </w:rPr>
-            </w:r>
-            <w:r>
-              <w:rPr>
-                <w:webHidden/>
-              </w:rPr>
               <w:fldChar w:fldCharType="separate"/>
             </w:r>
             <w:r>
               <w:rPr>
-                <w:webHidden/>
-              </w:rPr>
-              <w:t>4</w:t>
+                <w:b w:val="0"/>
+                <w:bCs w:val="0"/>
+                <w:webHidden/>
+                <w:lang w:val="en-US"/>
+              </w:rPr>
+              <w:t>7</w:t>
+            </w:r>
+            <w:r>
+              <w:rPr>
+                <w:b w:val="0"/>
+                <w:bCs w:val="0"/>
+                <w:webHidden/>
+                <w:lang w:val="en-US"/>
+              </w:rPr>
+              <w:t>.</w:t>
             </w:r>
             <w:r>
               <w:rPr>
@@ -2001,24 +1926,23 @@
                 <w:noProof/>
                 <w:webHidden/>
               </w:rPr>
-            </w:r>
-            <w:r>
-              <w:rPr>
-                <w:b/>
-                <w:bCs/>
+              <w:fldChar w:fldCharType="separate"/>
+            </w:r>
+            <w:r>
+              <w:rPr>
                 <w:noProof/>
                 <w:webHidden/>
-              </w:rPr>
-              <w:fldChar w:fldCharType="separate"/>
-            </w:r>
-            <w:r>
-              <w:rPr>
-                <w:b/>
-                <w:bCs/>
+                <w:lang w:val="en-US"/>
+              </w:rPr>
+              <w:t>8</w:t>
+            </w:r>
+            <w:r>
+              <w:rPr>
                 <w:noProof/>
                 <w:webHidden/>
-              </w:rPr>
-              <w:t>4</w:t>
+                <w:lang w:val="en-US"/>
+              </w:rPr>
+              <w:t>.</w:t>
             </w:r>
             <w:r>
               <w:rPr>
@@ -2087,24 +2011,23 @@
                 <w:noProof/>
                 <w:webHidden/>
               </w:rPr>
-            </w:r>
-            <w:r>
-              <w:rPr>
-                <w:b/>
-                <w:bCs/>
+              <w:fldChar w:fldCharType="separate"/>
+            </w:r>
+            <w:r>
+              <w:rPr>
                 <w:noProof/>
                 <w:webHidden/>
-              </w:rPr>
-              <w:fldChar w:fldCharType="separate"/>
-            </w:r>
-            <w:r>
-              <w:rPr>
-                <w:b/>
-                <w:bCs/>
+                <w:lang w:val="en-US"/>
+              </w:rPr>
+              <w:t>9</w:t>
+            </w:r>
+            <w:r>
+              <w:rPr>
                 <w:noProof/>
                 <w:webHidden/>
-              </w:rPr>
-              <w:t>5</w:t>
+                <w:lang w:val="en-US"/>
+              </w:rPr>
+              <w:t>.</w:t>
             </w:r>
             <w:r>
               <w:rPr>
@@ -2150,18 +2073,25 @@
               <w:rPr>
                 <w:webHidden/>
               </w:rPr>
-            </w:r>
-            <w:r>
-              <w:rPr>
-                <w:webHidden/>
-              </w:rPr>
               <w:fldChar w:fldCharType="separate"/>
             </w:r>
             <w:r>
               <w:rPr>
-                <w:webHidden/>
-              </w:rPr>
-              <w:t>5</w:t>
+                <w:b w:val="0"/>
+                <w:bCs w:val="0"/>
+                <w:webHidden/>
+                <w:lang w:val="en-US"/>
+              </w:rPr>
+              <w:t>10</w:t>
+            </w:r>
+            <w:r>
+              <w:rPr>
+                <w:b w:val="0"/>
+                <w:bCs w:val="0"/>
+                <w:webHidden/>
+                <w:lang w:val="en-US"/>
+              </w:rPr>
+              <w:t>.</w:t>
             </w:r>
             <w:r>
               <w:rPr>
@@ -2193,8 +2123,18 @@
     <w:p>
       <w:pPr>
         <w:pStyle w:val="Heading1"/>
-      </w:pPr>
-      <w:r>
+        <w:rPr>
+          <w:b/>
+          <w:bCs/>
+          <w:color w:val="000000" w:themeColor="text1"/>
+        </w:rPr>
+      </w:pPr>
+      <w:r>
+        <w:rPr>
+          <w:b/>
+          <w:bCs/>
+          <w:color w:val="000000" w:themeColor="text1"/>
+        </w:rPr>
         <w:lastRenderedPageBreak/>
         <w:t>Software Requirements Specification (SRS)</w:t>
       </w:r>
@@ -2202,21 +2142,29 @@
     <w:p>
       <w:pPr>
         <w:pStyle w:val="Heading1"/>
+        <w:rPr>
+          <w:color w:val="000000" w:themeColor="text1"/>
+        </w:rPr>
       </w:pPr>
       <w:r>
         <w:rPr>
           <w:b/>
           <w:bCs/>
+          <w:color w:val="000000" w:themeColor="text1"/>
         </w:rPr>
         <w:t>Project:</w:t>
       </w:r>
       <w:r>
+        <w:rPr>
+          <w:color w:val="000000" w:themeColor="text1"/>
+        </w:rPr>
         <w:t xml:space="preserve"> The React Weather Dashboard – </w:t>
       </w:r>
       <w:r>
         <w:rPr>
           <w:i/>
           <w:iCs/>
+          <w:color w:val="000000" w:themeColor="text1"/>
         </w:rPr>
         <w:t>Weather Pro</w:t>
       </w:r>
@@ -2224,9 +2172,23 @@
     <w:p>
       <w:pPr>
         <w:pStyle w:val="Heading1"/>
-      </w:pPr>
-      <w:r>
-        <w:t>1. Introduction</w:t>
+        <w:rPr>
+          <w:color w:val="000000" w:themeColor="text1"/>
+        </w:rPr>
+      </w:pPr>
+      <w:r>
+        <w:rPr>
+          <w:color w:val="000000" w:themeColor="text1"/>
+        </w:rPr>
+        <w:t>1</w:t>
+      </w:r>
+      <w:r>
+        <w:rPr>
+          <w:b/>
+          <w:bCs/>
+          <w:color w:val="000000" w:themeColor="text1"/>
+        </w:rPr>
+        <w:t>. Introduction</w:t>
       </w:r>
     </w:p>
     <w:p>
@@ -2236,55 +2198,57 @@
           <w:ilvl w:val="0"/>
           <w:numId w:val="13"/>
         </w:numPr>
+        <w:rPr>
+          <w:color w:val="000000" w:themeColor="text1"/>
+          <w:sz w:val="32"/>
+          <w:szCs w:val="32"/>
+        </w:rPr>
       </w:pPr>
       <w:r>
         <w:rPr>
           <w:b/>
           <w:bCs/>
+          <w:color w:val="000000" w:themeColor="text1"/>
         </w:rPr>
         <w:t>Purpose:</w:t>
       </w:r>
       <w:r>
+        <w:rPr>
+          <w:color w:val="000000" w:themeColor="text1"/>
+        </w:rPr>
         <w:br/>
+      </w:r>
+      <w:r>
+        <w:rPr>
+          <w:b/>
+          <w:bCs/>
+          <w:color w:val="000000" w:themeColor="text1"/>
+          <w:sz w:val="32"/>
+          <w:szCs w:val="32"/>
+        </w:rPr>
         <w:t>This SRS defines the requirements for an API</w:t>
       </w:r>
       <w:r>
+        <w:rPr>
+          <w:b/>
+          <w:bCs/>
+          <w:color w:val="000000" w:themeColor="text1"/>
+          <w:sz w:val="32"/>
+          <w:szCs w:val="32"/>
+        </w:rPr>
         <w:noBreakHyphen/>
         <w:t>based weather application that provides weather data for user</w:t>
       </w:r>
       <w:r>
-        <w:noBreakHyphen/>
-        <w:t xml:space="preserve">specified locations. It now includes </w:t>
-      </w:r>
-      <w:r>
         <w:rPr>
           <w:b/>
           <w:bCs/>
-        </w:rPr>
-        <w:t>dark mode support</w:t>
-      </w:r>
-      <w:r>
-        <w:t xml:space="preserve">, a </w:t>
-      </w:r>
-      <w:r>
-        <w:rPr>
-          <w:b/>
-          <w:bCs/>
-        </w:rPr>
-        <w:t>custom logo</w:t>
-      </w:r>
-      <w:r>
-        <w:t xml:space="preserve">, and </w:t>
-      </w:r>
-      <w:r>
-        <w:rPr>
-          <w:b/>
-          <w:bCs/>
-        </w:rPr>
-        <w:t>API documentation routing</w:t>
-      </w:r>
-      <w:r>
-        <w:t xml:space="preserve"> for developers.</w:t>
+          <w:color w:val="000000" w:themeColor="text1"/>
+          <w:sz w:val="32"/>
+          <w:szCs w:val="32"/>
+        </w:rPr>
+        <w:noBreakHyphen/>
+        <w:t>specified locations. It now includes dark mode support, a custom logo, and API documentation routing for developers.</w:t>
       </w:r>
     </w:p>
     <w:p>
@@ -2294,21 +2258,30 @@
           <w:ilvl w:val="0"/>
           <w:numId w:val="13"/>
         </w:numPr>
+        <w:rPr>
+          <w:color w:val="000000" w:themeColor="text1"/>
+        </w:rPr>
       </w:pPr>
       <w:r>
         <w:rPr>
           <w:b/>
           <w:bCs/>
+          <w:color w:val="000000" w:themeColor="text1"/>
         </w:rPr>
         <w:t>Scope:</w:t>
       </w:r>
       <w:r>
+        <w:rPr>
+          <w:color w:val="000000" w:themeColor="text1"/>
+        </w:rPr>
         <w:br/>
-        <w:t>The system allows users to search for cities and view current and forecast weather using a clean UI. It provides live location support, interactive maps, and developer</w:t>
-      </w:r>
-      <w:r>
-        <w:noBreakHyphen/>
-        <w:t>friendly API documentation.</w:t>
+        <w:t xml:space="preserve">The system allows users to search for cities and view current and forecast weather using a clean UI. </w:t>
+      </w:r>
+      <w:r>
+        <w:rPr>
+          <w:color w:val="000000" w:themeColor="text1"/>
+        </w:rPr>
+        <w:t>It provides location support with latitude and longitude of the specified location.</w:t>
       </w:r>
     </w:p>
     <w:p>
@@ -2318,11 +2291,15 @@
           <w:ilvl w:val="0"/>
           <w:numId w:val="13"/>
         </w:numPr>
+        <w:rPr>
+          <w:color w:val="000000" w:themeColor="text1"/>
+        </w:rPr>
       </w:pPr>
       <w:r>
         <w:rPr>
           <w:b/>
           <w:bCs/>
+          <w:color w:val="000000" w:themeColor="text1"/>
         </w:rPr>
         <w:t>User Stories:</w:t>
       </w:r>
@@ -2334,8 +2311,14 @@
           <w:ilvl w:val="1"/>
           <w:numId w:val="13"/>
         </w:numPr>
-      </w:pPr>
-      <w:r>
+        <w:rPr>
+          <w:color w:val="000000" w:themeColor="text1"/>
+        </w:rPr>
+      </w:pPr>
+      <w:r>
+        <w:rPr>
+          <w:color w:val="000000" w:themeColor="text1"/>
+        </w:rPr>
         <w:t>As a user, I want to see the current temperature, condition (sunny, rain), and humidity for my selected location.</w:t>
       </w:r>
     </w:p>
@@ -2346,8 +2329,14 @@
           <w:ilvl w:val="1"/>
           <w:numId w:val="13"/>
         </w:numPr>
-      </w:pPr>
-      <w:r>
+        <w:rPr>
+          <w:color w:val="000000" w:themeColor="text1"/>
+        </w:rPr>
+      </w:pPr>
+      <w:r>
+        <w:rPr>
+          <w:color w:val="000000" w:themeColor="text1"/>
+        </w:rPr>
         <w:t>As a user, I want to search for a location by city name so I can view weather anywhere.</w:t>
       </w:r>
     </w:p>
@@ -2358,12 +2347,21 @@
           <w:ilvl w:val="1"/>
           <w:numId w:val="13"/>
         </w:numPr>
-      </w:pPr>
-      <w:r>
+        <w:rPr>
+          <w:color w:val="000000" w:themeColor="text1"/>
+        </w:rPr>
+      </w:pPr>
+      <w:r>
+        <w:rPr>
+          <w:color w:val="000000" w:themeColor="text1"/>
+        </w:rPr>
         <w:lastRenderedPageBreak/>
-        <w:t>As a user, I want to view an hourly forecast for the next 24–48 hours so I can plan short</w:t>
-      </w:r>
-      <w:r>
+        <w:t>As a user, I want to view an hourly forecast for the next 24 hours so I can plan short</w:t>
+      </w:r>
+      <w:r>
+        <w:rPr>
+          <w:color w:val="000000" w:themeColor="text1"/>
+        </w:rPr>
         <w:noBreakHyphen/>
         <w:t>term events.</w:t>
       </w:r>
@@ -2375,11 +2373,20 @@
           <w:ilvl w:val="1"/>
           <w:numId w:val="13"/>
         </w:numPr>
-      </w:pPr>
-      <w:r>
+        <w:rPr>
+          <w:color w:val="000000" w:themeColor="text1"/>
+        </w:rPr>
+      </w:pPr>
+      <w:r>
+        <w:rPr>
+          <w:color w:val="000000" w:themeColor="text1"/>
+        </w:rPr>
         <w:t>As a user, I want to view a 5</w:t>
       </w:r>
       <w:r>
+        <w:rPr>
+          <w:color w:val="000000" w:themeColor="text1"/>
+        </w:rPr>
         <w:noBreakHyphen/>
         <w:t>day extended forecast so I can plan for the upcoming week.</w:t>
       </w:r>
@@ -2391,55 +2398,43 @@
           <w:ilvl w:val="1"/>
           <w:numId w:val="13"/>
         </w:numPr>
-      </w:pPr>
-      <w:r>
+        <w:rPr>
+          <w:color w:val="000000" w:themeColor="text1"/>
+        </w:rPr>
+      </w:pPr>
+      <w:r>
+        <w:rPr>
+          <w:color w:val="000000" w:themeColor="text1"/>
+        </w:rPr>
         <w:t xml:space="preserve">As a user, I want to toggle </w:t>
       </w:r>
       <w:r>
         <w:rPr>
           <w:b/>
           <w:bCs/>
+          <w:color w:val="000000" w:themeColor="text1"/>
         </w:rPr>
         <w:t>dark mode</w:t>
       </w:r>
       <w:r>
+        <w:rPr>
+          <w:color w:val="000000" w:themeColor="text1"/>
+        </w:rPr>
         <w:t xml:space="preserve"> for better accessibility and comfort.</w:t>
       </w:r>
     </w:p>
     <w:p>
       <w:pPr>
         <w:pStyle w:val="Heading1"/>
-        <w:numPr>
-          <w:ilvl w:val="1"/>
-          <w:numId w:val="13"/>
-        </w:numPr>
-      </w:pPr>
-      <w:r>
-        <w:t xml:space="preserve">As a developer, I want to access </w:t>
-      </w:r>
+        <w:rPr>
+          <w:color w:val="000000" w:themeColor="text1"/>
+        </w:rPr>
+      </w:pPr>
       <w:r>
         <w:rPr>
           <w:b/>
           <w:bCs/>
-        </w:rPr>
-        <w:t>API documentation</w:t>
-      </w:r>
-      <w:r>
-        <w:t xml:space="preserve"> via a dedicated route (/api-docs) to understand available endpoints.</w:t>
-      </w:r>
-    </w:p>
-    <w:p>
-      <w:pPr>
-        <w:pStyle w:val="Heading1"/>
-        <w:numPr>
-          <w:ilvl w:val="0"/>
-          <w:numId w:val="13"/>
-        </w:numPr>
-      </w:pPr>
-      <w:r>
-        <w:rPr>
-          <w:b/>
-          <w:bCs/>
+          <w:color w:val="000000" w:themeColor="text1"/>
         </w:rPr>
         <w:t>Definitions &amp; Acronyms:</w:t>
       </w:r>
@@ -2451,8 +2446,14 @@
           <w:ilvl w:val="0"/>
           <w:numId w:val="14"/>
         </w:numPr>
-      </w:pPr>
-      <w:r>
+        <w:rPr>
+          <w:color w:val="000000" w:themeColor="text1"/>
+        </w:rPr>
+      </w:pPr>
+      <w:r>
+        <w:rPr>
+          <w:color w:val="000000" w:themeColor="text1"/>
+        </w:rPr>
         <w:t>API – Application Programming Interface</w:t>
       </w:r>
     </w:p>
@@ -2463,28 +2464,28 @@
           <w:ilvl w:val="0"/>
           <w:numId w:val="14"/>
         </w:numPr>
-      </w:pPr>
-      <w:r>
+        <w:rPr>
+          <w:color w:val="000000" w:themeColor="text1"/>
+        </w:rPr>
+      </w:pPr>
+      <w:r>
+        <w:rPr>
+          <w:color w:val="000000" w:themeColor="text1"/>
+        </w:rPr>
         <w:t>UI – User Interface</w:t>
       </w:r>
     </w:p>
     <w:p>
       <w:pPr>
         <w:pStyle w:val="Heading1"/>
-        <w:numPr>
-          <w:ilvl w:val="0"/>
-          <w:numId w:val="14"/>
-        </w:numPr>
-      </w:pPr>
-      <w:r>
-        <w:t>SwaggerUI – Tool for rendering API documentation</w:t>
-      </w:r>
-    </w:p>
-    <w:p>
-      <w:pPr>
-        <w:pStyle w:val="Heading1"/>
-      </w:pPr>
-      <w:r>
+        <w:rPr>
+          <w:color w:val="000000" w:themeColor="text1"/>
+        </w:rPr>
+      </w:pPr>
+      <w:r>
+        <w:rPr>
+          <w:color w:val="000000" w:themeColor="text1"/>
+        </w:rPr>
         <w:t>2. Overall Description</w:t>
       </w:r>
     </w:p>
@@ -2495,19 +2496,29 @@
           <w:ilvl w:val="0"/>
           <w:numId w:val="15"/>
         </w:numPr>
+        <w:rPr>
+          <w:color w:val="000000" w:themeColor="text1"/>
+        </w:rPr>
       </w:pPr>
       <w:r>
         <w:rPr>
           <w:b/>
           <w:bCs/>
+          <w:color w:val="000000" w:themeColor="text1"/>
         </w:rPr>
         <w:t>Product Perspective:</w:t>
       </w:r>
       <w:r>
+        <w:rPr>
+          <w:color w:val="000000" w:themeColor="text1"/>
+        </w:rPr>
         <w:br/>
         <w:t>A single</w:t>
       </w:r>
       <w:r>
+        <w:rPr>
+          <w:color w:val="000000" w:themeColor="text1"/>
+        </w:rPr>
         <w:noBreakHyphen/>
         <w:t>page web application built with React and TailwindCSS. It fetches and displays weather data dynamically using the OpenWeatherMap REST API.</w:t>
       </w:r>
@@ -2519,13 +2530,16 @@
           <w:ilvl w:val="0"/>
           <w:numId w:val="15"/>
         </w:numPr>
+        <w:rPr>
+          <w:color w:val="000000" w:themeColor="text1"/>
+        </w:rPr>
       </w:pPr>
       <w:r>
         <w:rPr>
           <w:b/>
           <w:bCs/>
-        </w:rPr>
-        <w:lastRenderedPageBreak/>
+          <w:color w:val="000000" w:themeColor="text1"/>
+        </w:rPr>
         <w:t>Product Functions:</w:t>
       </w:r>
     </w:p>
@@ -2536,8 +2550,14 @@
           <w:ilvl w:val="1"/>
           <w:numId w:val="15"/>
         </w:numPr>
-      </w:pPr>
-      <w:r>
+        <w:rPr>
+          <w:color w:val="000000" w:themeColor="text1"/>
+        </w:rPr>
+      </w:pPr>
+      <w:r>
+        <w:rPr>
+          <w:color w:val="000000" w:themeColor="text1"/>
+        </w:rPr>
         <w:t>Search for locations and retrieve weather data.</w:t>
       </w:r>
     </w:p>
@@ -2548,11 +2568,21 @@
           <w:ilvl w:val="1"/>
           <w:numId w:val="15"/>
         </w:numPr>
-      </w:pPr>
-      <w:r>
+        <w:rPr>
+          <w:color w:val="000000" w:themeColor="text1"/>
+        </w:rPr>
+      </w:pPr>
+      <w:r>
+        <w:rPr>
+          <w:color w:val="000000" w:themeColor="text1"/>
+        </w:rPr>
+        <w:lastRenderedPageBreak/>
         <w:t>Display current weather, hourly forecast, and 5</w:t>
       </w:r>
       <w:r>
+        <w:rPr>
+          <w:color w:val="000000" w:themeColor="text1"/>
+        </w:rPr>
         <w:noBreakHyphen/>
         <w:t>day forecast.</w:t>
       </w:r>
@@ -2564,8 +2594,14 @@
           <w:ilvl w:val="1"/>
           <w:numId w:val="15"/>
         </w:numPr>
-      </w:pPr>
-      <w:r>
+        <w:rPr>
+          <w:color w:val="000000" w:themeColor="text1"/>
+        </w:rPr>
+      </w:pPr>
+      <w:r>
+        <w:rPr>
+          <w:color w:val="000000" w:themeColor="text1"/>
+        </w:rPr>
         <w:t>Show interactive maps with Leaflet.</w:t>
       </w:r>
     </w:p>
@@ -2576,8 +2612,14 @@
           <w:ilvl w:val="1"/>
           <w:numId w:val="15"/>
         </w:numPr>
-      </w:pPr>
-      <w:r>
+        <w:rPr>
+          <w:color w:val="000000" w:themeColor="text1"/>
+        </w:rPr>
+      </w:pPr>
+      <w:r>
+        <w:rPr>
+          <w:color w:val="000000" w:themeColor="text1"/>
+        </w:rPr>
         <w:t>Provide dark mode toggle in the header.</w:t>
       </w:r>
     </w:p>
@@ -2588,8 +2630,14 @@
           <w:ilvl w:val="1"/>
           <w:numId w:val="15"/>
         </w:numPr>
-      </w:pPr>
-      <w:r>
+        <w:rPr>
+          <w:color w:val="000000" w:themeColor="text1"/>
+        </w:rPr>
+      </w:pPr>
+      <w:r>
+        <w:rPr>
+          <w:color w:val="000000" w:themeColor="text1"/>
+        </w:rPr>
         <w:t>Display branding/logo in the header.</w:t>
       </w:r>
     </w:p>
@@ -2600,9 +2648,31 @@
           <w:ilvl w:val="1"/>
           <w:numId w:val="15"/>
         </w:numPr>
-      </w:pPr>
-      <w:r>
+        <w:rPr>
+          <w:color w:val="000000" w:themeColor="text1"/>
+        </w:rPr>
+      </w:pPr>
+      <w:r>
+        <w:rPr>
+          <w:color w:val="000000" w:themeColor="text1"/>
+        </w:rPr>
         <w:t>Offer quick navigation links in the footer.</w:t>
+      </w:r>
+    </w:p>
+    <w:p>
+      <w:pPr>
+        <w:pStyle w:val="Heading1"/>
+        <w:rPr>
+          <w:color w:val="000000" w:themeColor="text1"/>
+        </w:rPr>
+      </w:pPr>
+      <w:r>
+        <w:rPr>
+          <w:b/>
+          <w:bCs/>
+          <w:color w:val="000000" w:themeColor="text1"/>
+        </w:rPr>
+        <w:t>Constraints:</w:t>
       </w:r>
     </w:p>
     <w:p>
@@ -2612,9 +2682,40 @@
           <w:ilvl w:val="1"/>
           <w:numId w:val="15"/>
         </w:numPr>
-      </w:pPr>
-      <w:r>
-        <w:t>Serve API documentation via SwaggerUI (openapi.yaml).</w:t>
+        <w:rPr>
+          <w:color w:val="000000" w:themeColor="text1"/>
+        </w:rPr>
+      </w:pPr>
+      <w:r>
+        <w:rPr>
+          <w:color w:val="000000" w:themeColor="text1"/>
+        </w:rPr>
+        <w:t>Requires third</w:t>
+      </w:r>
+      <w:r>
+        <w:rPr>
+          <w:color w:val="000000" w:themeColor="text1"/>
+        </w:rPr>
+        <w:noBreakHyphen/>
+        <w:t>party weather API availability.</w:t>
+      </w:r>
+    </w:p>
+    <w:p>
+      <w:pPr>
+        <w:pStyle w:val="Heading1"/>
+        <w:numPr>
+          <w:ilvl w:val="1"/>
+          <w:numId w:val="15"/>
+        </w:numPr>
+        <w:rPr>
+          <w:color w:val="000000" w:themeColor="text1"/>
+        </w:rPr>
+      </w:pPr>
+      <w:r>
+        <w:rPr>
+          <w:color w:val="000000" w:themeColor="text1"/>
+        </w:rPr>
+        <w:t>Browser compatibility (Chrome, Firefox, Edge).</w:t>
       </w:r>
     </w:p>
     <w:p>
@@ -2624,55 +2725,15 @@
           <w:ilvl w:val="0"/>
           <w:numId w:val="15"/>
         </w:numPr>
+        <w:rPr>
+          <w:color w:val="000000" w:themeColor="text1"/>
+        </w:rPr>
       </w:pPr>
       <w:r>
         <w:rPr>
           <w:b/>
           <w:bCs/>
-        </w:rPr>
-        <w:t>Constraints:</w:t>
-      </w:r>
-    </w:p>
-    <w:p>
-      <w:pPr>
-        <w:pStyle w:val="Heading1"/>
-        <w:numPr>
-          <w:ilvl w:val="1"/>
-          <w:numId w:val="15"/>
-        </w:numPr>
-      </w:pPr>
-      <w:r>
-        <w:t>Requires third</w:t>
-      </w:r>
-      <w:r>
-        <w:noBreakHyphen/>
-        <w:t>party weather API availability.</w:t>
-      </w:r>
-    </w:p>
-    <w:p>
-      <w:pPr>
-        <w:pStyle w:val="Heading1"/>
-        <w:numPr>
-          <w:ilvl w:val="1"/>
-          <w:numId w:val="15"/>
-        </w:numPr>
-      </w:pPr>
-      <w:r>
-        <w:t>Browser compatibility (Chrome, Firefox, Edge).</w:t>
-      </w:r>
-    </w:p>
-    <w:p>
-      <w:pPr>
-        <w:pStyle w:val="Heading1"/>
-        <w:numPr>
-          <w:ilvl w:val="0"/>
-          <w:numId w:val="15"/>
-        </w:numPr>
-      </w:pPr>
-      <w:r>
-        <w:rPr>
-          <w:b/>
-          <w:bCs/>
+          <w:color w:val="000000" w:themeColor="text1"/>
         </w:rPr>
         <w:t>Dependencies:</w:t>
       </w:r>
@@ -2684,37 +2745,42 @@
           <w:ilvl w:val="0"/>
           <w:numId w:val="16"/>
         </w:numPr>
-      </w:pPr>
-      <w:r>
+        <w:rPr>
+          <w:color w:val="000000" w:themeColor="text1"/>
+        </w:rPr>
+      </w:pPr>
+      <w:r>
+        <w:rPr>
+          <w:color w:val="000000" w:themeColor="text1"/>
+        </w:rPr>
         <w:t>OpenWeatherMap API uptime.</w:t>
       </w:r>
     </w:p>
     <w:p>
       <w:pPr>
         <w:pStyle w:val="Heading1"/>
-        <w:numPr>
-          <w:ilvl w:val="0"/>
-          <w:numId w:val="16"/>
-        </w:numPr>
-      </w:pPr>
-      <w:r>
-        <w:t>SwaggerUI for API documentation rendering.</w:t>
+        <w:rPr>
+          <w:color w:val="000000" w:themeColor="text1"/>
+        </w:rPr>
+      </w:pPr>
+      <w:r>
+        <w:rPr>
+          <w:color w:val="000000" w:themeColor="text1"/>
+        </w:rPr>
+        <w:t>3. Specific Requirements</w:t>
       </w:r>
     </w:p>
     <w:p>
       <w:pPr>
         <w:pStyle w:val="Heading1"/>
-      </w:pPr>
-      <w:r>
-        <w:lastRenderedPageBreak/>
-        <w:t>3. Specific Requirements</w:t>
-      </w:r>
-    </w:p>
-    <w:p>
-      <w:pPr>
-        <w:pStyle w:val="Heading1"/>
-      </w:pPr>
-      <w:r>
+        <w:rPr>
+          <w:color w:val="000000" w:themeColor="text1"/>
+        </w:rPr>
+      </w:pPr>
+      <w:r>
+        <w:rPr>
+          <w:color w:val="000000" w:themeColor="text1"/>
+        </w:rPr>
         <w:t>3.1 Functional Requirements</w:t>
       </w:r>
     </w:p>
@@ -2725,15 +2791,22 @@
           <w:ilvl w:val="0"/>
           <w:numId w:val="17"/>
         </w:numPr>
+        <w:rPr>
+          <w:color w:val="000000" w:themeColor="text1"/>
+        </w:rPr>
       </w:pPr>
       <w:r>
         <w:rPr>
           <w:b/>
           <w:bCs/>
+          <w:color w:val="000000" w:themeColor="text1"/>
         </w:rPr>
         <w:t>FR1:</w:t>
       </w:r>
       <w:r>
+        <w:rPr>
+          <w:color w:val="000000" w:themeColor="text1"/>
+        </w:rPr>
         <w:t xml:space="preserve"> The system shall allow the user to enter a location in the SearchBox.</w:t>
       </w:r>
     </w:p>
@@ -2744,15 +2817,23 @@
           <w:ilvl w:val="0"/>
           <w:numId w:val="17"/>
         </w:numPr>
+        <w:rPr>
+          <w:color w:val="000000" w:themeColor="text1"/>
+        </w:rPr>
       </w:pPr>
       <w:r>
         <w:rPr>
           <w:b/>
           <w:bCs/>
-        </w:rPr>
+          <w:color w:val="000000" w:themeColor="text1"/>
+        </w:rPr>
+        <w:lastRenderedPageBreak/>
         <w:t>FR2:</w:t>
       </w:r>
       <w:r>
+        <w:rPr>
+          <w:color w:val="000000" w:themeColor="text1"/>
+        </w:rPr>
         <w:t xml:space="preserve"> The system shall fetch current weather data from the OpenWeatherMap API.</w:t>
       </w:r>
     </w:p>
@@ -2763,15 +2844,22 @@
           <w:ilvl w:val="0"/>
           <w:numId w:val="17"/>
         </w:numPr>
+        <w:rPr>
+          <w:color w:val="000000" w:themeColor="text1"/>
+        </w:rPr>
       </w:pPr>
       <w:r>
         <w:rPr>
           <w:b/>
           <w:bCs/>
+          <w:color w:val="000000" w:themeColor="text1"/>
         </w:rPr>
         <w:t>FR3:</w:t>
       </w:r>
       <w:r>
+        <w:rPr>
+          <w:color w:val="000000" w:themeColor="text1"/>
+        </w:rPr>
         <w:t xml:space="preserve"> The system shall display the current temperature and atmospheric conditions.</w:t>
       </w:r>
     </w:p>
@@ -2782,15 +2870,22 @@
           <w:ilvl w:val="0"/>
           <w:numId w:val="17"/>
         </w:numPr>
+        <w:rPr>
+          <w:color w:val="000000" w:themeColor="text1"/>
+        </w:rPr>
       </w:pPr>
       <w:r>
         <w:rPr>
           <w:b/>
           <w:bCs/>
+          <w:color w:val="000000" w:themeColor="text1"/>
         </w:rPr>
         <w:t>FR4:</w:t>
       </w:r>
       <w:r>
+        <w:rPr>
+          <w:color w:val="000000" w:themeColor="text1"/>
+        </w:rPr>
         <w:t xml:space="preserve"> The system shall display a weather icon for the condition.</w:t>
       </w:r>
     </w:p>
@@ -2801,18 +2896,28 @@
           <w:ilvl w:val="0"/>
           <w:numId w:val="17"/>
         </w:numPr>
+        <w:rPr>
+          <w:color w:val="000000" w:themeColor="text1"/>
+        </w:rPr>
       </w:pPr>
       <w:r>
         <w:rPr>
           <w:b/>
           <w:bCs/>
+          <w:color w:val="000000" w:themeColor="text1"/>
         </w:rPr>
         <w:t>FR5:</w:t>
       </w:r>
       <w:r>
+        <w:rPr>
+          <w:color w:val="000000" w:themeColor="text1"/>
+        </w:rPr>
         <w:t xml:space="preserve"> The system shall display an hourly forecast and 5</w:t>
       </w:r>
       <w:r>
+        <w:rPr>
+          <w:color w:val="000000" w:themeColor="text1"/>
+        </w:rPr>
         <w:noBreakHyphen/>
         <w:t>day forecast.</w:t>
       </w:r>
@@ -2824,15 +2929,22 @@
           <w:ilvl w:val="0"/>
           <w:numId w:val="17"/>
         </w:numPr>
+        <w:rPr>
+          <w:color w:val="000000" w:themeColor="text1"/>
+        </w:rPr>
       </w:pPr>
       <w:r>
         <w:rPr>
           <w:b/>
           <w:bCs/>
+          <w:color w:val="000000" w:themeColor="text1"/>
         </w:rPr>
         <w:t>FR6:</w:t>
       </w:r>
       <w:r>
+        <w:rPr>
+          <w:color w:val="000000" w:themeColor="text1"/>
+        </w:rPr>
         <w:t xml:space="preserve"> The system shall handle invalid city errors gracefully.</w:t>
       </w:r>
     </w:p>
@@ -2843,15 +2955,22 @@
           <w:ilvl w:val="0"/>
           <w:numId w:val="17"/>
         </w:numPr>
+        <w:rPr>
+          <w:color w:val="000000" w:themeColor="text1"/>
+        </w:rPr>
       </w:pPr>
       <w:r>
         <w:rPr>
           <w:b/>
           <w:bCs/>
+          <w:color w:val="000000" w:themeColor="text1"/>
         </w:rPr>
         <w:t>FR7:</w:t>
       </w:r>
       <w:r>
+        <w:rPr>
+          <w:color w:val="000000" w:themeColor="text1"/>
+        </w:rPr>
         <w:t xml:space="preserve"> The system shall show a loading spinner while fetching data.</w:t>
       </w:r>
     </w:p>
@@ -2862,15 +2981,22 @@
           <w:ilvl w:val="0"/>
           <w:numId w:val="17"/>
         </w:numPr>
+        <w:rPr>
+          <w:color w:val="000000" w:themeColor="text1"/>
+        </w:rPr>
       </w:pPr>
       <w:r>
         <w:rPr>
           <w:b/>
           <w:bCs/>
+          <w:color w:val="000000" w:themeColor="text1"/>
         </w:rPr>
         <w:t>FR8:</w:t>
       </w:r>
       <w:r>
+        <w:rPr>
+          <w:color w:val="000000" w:themeColor="text1"/>
+        </w:rPr>
         <w:t xml:space="preserve"> The system shall allow users to view selected locations on a map.</w:t>
       </w:r>
     </w:p>
@@ -2881,26 +3007,36 @@
           <w:ilvl w:val="0"/>
           <w:numId w:val="17"/>
         </w:numPr>
+        <w:rPr>
+          <w:color w:val="000000" w:themeColor="text1"/>
+        </w:rPr>
       </w:pPr>
       <w:r>
         <w:rPr>
           <w:b/>
           <w:bCs/>
-        </w:rPr>
-        <w:lastRenderedPageBreak/>
+          <w:color w:val="000000" w:themeColor="text1"/>
+        </w:rPr>
         <w:t>FR9:</w:t>
       </w:r>
       <w:r>
+        <w:rPr>
+          <w:color w:val="000000" w:themeColor="text1"/>
+        </w:rPr>
         <w:t xml:space="preserve"> The system shall provide a </w:t>
       </w:r>
       <w:r>
         <w:rPr>
           <w:b/>
           <w:bCs/>
+          <w:color w:val="000000" w:themeColor="text1"/>
         </w:rPr>
         <w:t>dark mode toggle</w:t>
       </w:r>
       <w:r>
+        <w:rPr>
+          <w:color w:val="000000" w:themeColor="text1"/>
+        </w:rPr>
         <w:t xml:space="preserve"> in the header.</w:t>
       </w:r>
     </w:p>
@@ -2911,25 +3047,36 @@
           <w:ilvl w:val="0"/>
           <w:numId w:val="17"/>
         </w:numPr>
+        <w:rPr>
+          <w:color w:val="000000" w:themeColor="text1"/>
+        </w:rPr>
       </w:pPr>
       <w:r>
         <w:rPr>
           <w:b/>
           <w:bCs/>
+          <w:color w:val="000000" w:themeColor="text1"/>
         </w:rPr>
         <w:t>FR10:</w:t>
       </w:r>
       <w:r>
+        <w:rPr>
+          <w:color w:val="000000" w:themeColor="text1"/>
+        </w:rPr>
         <w:t xml:space="preserve"> The system shall display a </w:t>
       </w:r>
       <w:r>
         <w:rPr>
           <w:b/>
           <w:bCs/>
+          <w:color w:val="000000" w:themeColor="text1"/>
         </w:rPr>
         <w:t>logo</w:t>
       </w:r>
       <w:r>
+        <w:rPr>
+          <w:color w:val="000000" w:themeColor="text1"/>
+        </w:rPr>
         <w:t xml:space="preserve"> in the header.</w:t>
       </w:r>
     </w:p>
@@ -2940,25 +3087,36 @@
           <w:ilvl w:val="0"/>
           <w:numId w:val="17"/>
         </w:numPr>
+        <w:rPr>
+          <w:color w:val="000000" w:themeColor="text1"/>
+        </w:rPr>
       </w:pPr>
       <w:r>
         <w:rPr>
           <w:b/>
           <w:bCs/>
+          <w:color w:val="000000" w:themeColor="text1"/>
         </w:rPr>
         <w:t>FR11:</w:t>
       </w:r>
       <w:r>
+        <w:rPr>
+          <w:color w:val="000000" w:themeColor="text1"/>
+        </w:rPr>
         <w:t xml:space="preserve"> The system shall provide </w:t>
       </w:r>
       <w:r>
         <w:rPr>
           <w:b/>
           <w:bCs/>
+          <w:color w:val="000000" w:themeColor="text1"/>
         </w:rPr>
         <w:t>active quick links</w:t>
       </w:r>
       <w:r>
+        <w:rPr>
+          <w:color w:val="000000" w:themeColor="text1"/>
+        </w:rPr>
         <w:t xml:space="preserve"> in the footer for navigation.</w:t>
       </w:r>
     </w:p>
@@ -2969,36 +3127,63 @@
           <w:ilvl w:val="0"/>
           <w:numId w:val="17"/>
         </w:numPr>
+        <w:rPr>
+          <w:color w:val="000000" w:themeColor="text1"/>
+        </w:rPr>
       </w:pPr>
       <w:r>
         <w:rPr>
           <w:b/>
           <w:bCs/>
-        </w:rPr>
+          <w:color w:val="000000" w:themeColor="text1"/>
+        </w:rPr>
+        <w:lastRenderedPageBreak/>
         <w:t>FR12:</w:t>
       </w:r>
       <w:r>
+        <w:rPr>
+          <w:color w:val="000000" w:themeColor="text1"/>
+        </w:rPr>
         <w:t xml:space="preserve"> The system shall render </w:t>
       </w:r>
       <w:r>
         <w:rPr>
           <w:b/>
           <w:bCs/>
+          <w:color w:val="000000" w:themeColor="text1"/>
         </w:rPr>
         <w:t>API documentation</w:t>
       </w:r>
       <w:r>
-        <w:t xml:space="preserve"> at /api-docs using SwaggerUI.</w:t>
+        <w:rPr>
+          <w:color w:val="000000" w:themeColor="text1"/>
+        </w:rPr>
+        <w:t xml:space="preserve"> at /api-docs</w:t>
+      </w:r>
+      <w:r>
+        <w:rPr>
+          <w:color w:val="000000" w:themeColor="text1"/>
+        </w:rPr>
+        <w:t>.</w:t>
       </w:r>
     </w:p>
     <w:p>
       <w:pPr>
         <w:pStyle w:val="Heading1"/>
-      </w:pPr>
-      <w:r>
+        <w:rPr>
+          <w:color w:val="000000" w:themeColor="text1"/>
+        </w:rPr>
+      </w:pPr>
+      <w:r>
+        <w:rPr>
+          <w:color w:val="000000" w:themeColor="text1"/>
+        </w:rPr>
         <w:t>3.2 Non</w:t>
       </w:r>
       <w:r>
+        <w:rPr>
+          <w:color w:val="000000" w:themeColor="text1"/>
+        </w:rPr>
         <w:noBreakHyphen/>
         <w:t>Functional Requirements</w:t>
       </w:r>
@@ -3010,15 +3195,22 @@
           <w:ilvl w:val="0"/>
           <w:numId w:val="18"/>
         </w:numPr>
+        <w:rPr>
+          <w:color w:val="000000" w:themeColor="text1"/>
+        </w:rPr>
       </w:pPr>
       <w:r>
         <w:rPr>
           <w:b/>
           <w:bCs/>
+          <w:color w:val="000000" w:themeColor="text1"/>
         </w:rPr>
         <w:t>Performance:</w:t>
       </w:r>
       <w:r>
+        <w:rPr>
+          <w:color w:val="000000" w:themeColor="text1"/>
+        </w:rPr>
         <w:t xml:space="preserve"> App must respond within 2 seconds to user input.</w:t>
       </w:r>
     </w:p>
@@ -3029,15 +3221,22 @@
           <w:ilvl w:val="0"/>
           <w:numId w:val="18"/>
         </w:numPr>
+        <w:rPr>
+          <w:color w:val="000000" w:themeColor="text1"/>
+        </w:rPr>
       </w:pPr>
       <w:r>
         <w:rPr>
           <w:b/>
           <w:bCs/>
+          <w:color w:val="000000" w:themeColor="text1"/>
         </w:rPr>
         <w:t>Usability:</w:t>
       </w:r>
       <w:r>
+        <w:rPr>
+          <w:color w:val="000000" w:themeColor="text1"/>
+        </w:rPr>
         <w:t xml:space="preserve"> New users should access info without prior training.</w:t>
       </w:r>
     </w:p>
@@ -3048,15 +3247,22 @@
           <w:ilvl w:val="0"/>
           <w:numId w:val="18"/>
         </w:numPr>
+        <w:rPr>
+          <w:color w:val="000000" w:themeColor="text1"/>
+        </w:rPr>
       </w:pPr>
       <w:r>
         <w:rPr>
           <w:b/>
           <w:bCs/>
+          <w:color w:val="000000" w:themeColor="text1"/>
         </w:rPr>
         <w:t>Reliability:</w:t>
       </w:r>
       <w:r>
+        <w:rPr>
+          <w:color w:val="000000" w:themeColor="text1"/>
+        </w:rPr>
         <w:t xml:space="preserve"> App available 99% of the time.</w:t>
       </w:r>
     </w:p>
@@ -3067,15 +3273,22 @@
           <w:ilvl w:val="0"/>
           <w:numId w:val="18"/>
         </w:numPr>
+        <w:rPr>
+          <w:color w:val="000000" w:themeColor="text1"/>
+        </w:rPr>
       </w:pPr>
       <w:r>
         <w:rPr>
           <w:b/>
           <w:bCs/>
+          <w:color w:val="000000" w:themeColor="text1"/>
         </w:rPr>
         <w:t>Security:</w:t>
       </w:r>
       <w:r>
+        <w:rPr>
+          <w:color w:val="000000" w:themeColor="text1"/>
+        </w:rPr>
         <w:t xml:space="preserve"> Uses HTTPS for all data transfer.</w:t>
       </w:r>
     </w:p>
@@ -3086,15 +3299,22 @@
           <w:ilvl w:val="0"/>
           <w:numId w:val="18"/>
         </w:numPr>
+        <w:rPr>
+          <w:color w:val="000000" w:themeColor="text1"/>
+        </w:rPr>
       </w:pPr>
       <w:r>
         <w:rPr>
           <w:b/>
           <w:bCs/>
+          <w:color w:val="000000" w:themeColor="text1"/>
         </w:rPr>
         <w:t>Compatibility:</w:t>
       </w:r>
       <w:r>
+        <w:rPr>
+          <w:color w:val="000000" w:themeColor="text1"/>
+        </w:rPr>
         <w:t xml:space="preserve"> Works on Chrome, Firefox, Edge.</w:t>
       </w:r>
     </w:p>
@@ -3105,24 +3325,36 @@
           <w:ilvl w:val="0"/>
           <w:numId w:val="18"/>
         </w:numPr>
+        <w:rPr>
+          <w:color w:val="000000" w:themeColor="text1"/>
+        </w:rPr>
       </w:pPr>
       <w:r>
         <w:rPr>
           <w:b/>
           <w:bCs/>
+          <w:color w:val="000000" w:themeColor="text1"/>
         </w:rPr>
         <w:t>Accessibility:</w:t>
       </w:r>
       <w:r>
+        <w:rPr>
+          <w:color w:val="000000" w:themeColor="text1"/>
+        </w:rPr>
         <w:t xml:space="preserve"> Supports dark mode and WCAG compliance.</w:t>
       </w:r>
     </w:p>
     <w:p>
       <w:pPr>
         <w:pStyle w:val="Heading1"/>
-      </w:pPr>
-      <w:r>
-        <w:lastRenderedPageBreak/>
+        <w:rPr>
+          <w:color w:val="000000" w:themeColor="text1"/>
+        </w:rPr>
+      </w:pPr>
+      <w:r>
+        <w:rPr>
+          <w:color w:val="000000" w:themeColor="text1"/>
+        </w:rPr>
         <w:t>3.3 External Interface Requirements</w:t>
       </w:r>
     </w:p>
@@ -3133,11 +3365,15 @@
           <w:ilvl w:val="0"/>
           <w:numId w:val="19"/>
         </w:numPr>
+        <w:rPr>
+          <w:color w:val="000000" w:themeColor="text1"/>
+        </w:rPr>
       </w:pPr>
       <w:r>
         <w:rPr>
           <w:b/>
           <w:bCs/>
+          <w:color w:val="000000" w:themeColor="text1"/>
         </w:rPr>
         <w:t>User Interface:</w:t>
       </w:r>
@@ -3149,8 +3385,14 @@
           <w:ilvl w:val="1"/>
           <w:numId w:val="19"/>
         </w:numPr>
-      </w:pPr>
-      <w:r>
+        <w:rPr>
+          <w:color w:val="000000" w:themeColor="text1"/>
+        </w:rPr>
+      </w:pPr>
+      <w:r>
+        <w:rPr>
+          <w:color w:val="000000" w:themeColor="text1"/>
+        </w:rPr>
         <w:t>App.jsx – main entry point.</w:t>
       </w:r>
     </w:p>
@@ -3161,8 +3403,14 @@
           <w:ilvl w:val="1"/>
           <w:numId w:val="19"/>
         </w:numPr>
-      </w:pPr>
-      <w:r>
+        <w:rPr>
+          <w:color w:val="000000" w:themeColor="text1"/>
+        </w:rPr>
+      </w:pPr>
+      <w:r>
+        <w:rPr>
+          <w:color w:val="000000" w:themeColor="text1"/>
+        </w:rPr>
         <w:t>Header.jsx – logo, navigation, dark mode toggle.</w:t>
       </w:r>
     </w:p>
@@ -3173,8 +3421,15 @@
           <w:ilvl w:val="1"/>
           <w:numId w:val="19"/>
         </w:numPr>
-      </w:pPr>
-      <w:r>
+        <w:rPr>
+          <w:color w:val="000000" w:themeColor="text1"/>
+        </w:rPr>
+      </w:pPr>
+      <w:r>
+        <w:rPr>
+          <w:color w:val="000000" w:themeColor="text1"/>
+        </w:rPr>
+        <w:lastRenderedPageBreak/>
         <w:t>Footer.jsx – branding, quick links, contact options.</w:t>
       </w:r>
     </w:p>
@@ -3185,8 +3440,14 @@
           <w:ilvl w:val="1"/>
           <w:numId w:val="19"/>
         </w:numPr>
-      </w:pPr>
-      <w:r>
+        <w:rPr>
+          <w:color w:val="000000" w:themeColor="text1"/>
+        </w:rPr>
+      </w:pPr>
+      <w:r>
+        <w:rPr>
+          <w:color w:val="000000" w:themeColor="text1"/>
+        </w:rPr>
         <w:t>Dashboard.jsx – weather cards, forecasts, maps.</w:t>
       </w:r>
     </w:p>
@@ -3197,8 +3458,14 @@
           <w:ilvl w:val="1"/>
           <w:numId w:val="19"/>
         </w:numPr>
-      </w:pPr>
-      <w:r>
+        <w:rPr>
+          <w:color w:val="000000" w:themeColor="text1"/>
+        </w:rPr>
+      </w:pPr>
+      <w:r>
+        <w:rPr>
+          <w:color w:val="000000" w:themeColor="text1"/>
+        </w:rPr>
         <w:t>SearchBox.jsx – input field for city search.</w:t>
       </w:r>
     </w:p>
@@ -3209,8 +3476,14 @@
           <w:ilvl w:val="1"/>
           <w:numId w:val="19"/>
         </w:numPr>
-      </w:pPr>
-      <w:r>
+        <w:rPr>
+          <w:color w:val="000000" w:themeColor="text1"/>
+        </w:rPr>
+      </w:pPr>
+      <w:r>
+        <w:rPr>
+          <w:color w:val="000000" w:themeColor="text1"/>
+        </w:rPr>
         <w:t>WeatherCard.jsx – current weather details.</w:t>
       </w:r>
     </w:p>
@@ -3221,11 +3494,20 @@
           <w:ilvl w:val="1"/>
           <w:numId w:val="19"/>
         </w:numPr>
-      </w:pPr>
-      <w:r>
+        <w:rPr>
+          <w:color w:val="000000" w:themeColor="text1"/>
+        </w:rPr>
+      </w:pPr>
+      <w:r>
+        <w:rPr>
+          <w:color w:val="000000" w:themeColor="text1"/>
+        </w:rPr>
         <w:t>ForecastList.jsx – 5</w:t>
       </w:r>
       <w:r>
+        <w:rPr>
+          <w:color w:val="000000" w:themeColor="text1"/>
+        </w:rPr>
         <w:noBreakHyphen/>
         <w:t>day forecast.</w:t>
       </w:r>
@@ -3237,8 +3519,14 @@
           <w:ilvl w:val="1"/>
           <w:numId w:val="19"/>
         </w:numPr>
-      </w:pPr>
-      <w:r>
+        <w:rPr>
+          <w:color w:val="000000" w:themeColor="text1"/>
+        </w:rPr>
+      </w:pPr>
+      <w:r>
+        <w:rPr>
+          <w:color w:val="000000" w:themeColor="text1"/>
+        </w:rPr>
         <w:t>HourlyForecast.jsx – hourly forecast.</w:t>
       </w:r>
     </w:p>
@@ -3249,8 +3537,14 @@
           <w:ilvl w:val="1"/>
           <w:numId w:val="19"/>
         </w:numPr>
-      </w:pPr>
-      <w:r>
+        <w:rPr>
+          <w:color w:val="000000" w:themeColor="text1"/>
+        </w:rPr>
+      </w:pPr>
+      <w:r>
+        <w:rPr>
+          <w:color w:val="000000" w:themeColor="text1"/>
+        </w:rPr>
         <w:t>MapView.jsx – interactive maps.</w:t>
       </w:r>
     </w:p>
@@ -3261,30 +3555,30 @@
           <w:ilvl w:val="1"/>
           <w:numId w:val="19"/>
         </w:numPr>
-      </w:pPr>
-      <w:r>
+        <w:rPr>
+          <w:color w:val="000000" w:themeColor="text1"/>
+        </w:rPr>
+      </w:pPr>
+      <w:r>
+        <w:rPr>
+          <w:color w:val="000000" w:themeColor="text1"/>
+        </w:rPr>
         <w:t>openapi.yaml – API documentation schema.</w:t>
       </w:r>
     </w:p>
     <w:p>
       <w:pPr>
         <w:pStyle w:val="Heading1"/>
-      </w:pPr>
-    </w:p>
-    <w:p>
-      <w:pPr>
-        <w:pStyle w:val="Heading1"/>
-        <w:numPr>
-          <w:ilvl w:val="0"/>
-          <w:numId w:val="19"/>
-        </w:numPr>
+        <w:rPr>
+          <w:color w:val="000000" w:themeColor="text1"/>
+        </w:rPr>
       </w:pPr>
       <w:r>
         <w:rPr>
           <w:b/>
           <w:bCs/>
-        </w:rPr>
-        <w:lastRenderedPageBreak/>
+          <w:color w:val="000000" w:themeColor="text1"/>
+        </w:rPr>
         <w:t>Software Interface:</w:t>
       </w:r>
     </w:p>
@@ -3295,28 +3589,28 @@
           <w:ilvl w:val="0"/>
           <w:numId w:val="20"/>
         </w:numPr>
-      </w:pPr>
-      <w:r>
+        <w:rPr>
+          <w:color w:val="000000" w:themeColor="text1"/>
+        </w:rPr>
+      </w:pPr>
+      <w:r>
+        <w:rPr>
+          <w:color w:val="000000" w:themeColor="text1"/>
+        </w:rPr>
         <w:t>Integrates with OpenWeatherMap API.</w:t>
       </w:r>
     </w:p>
     <w:p>
       <w:pPr>
         <w:pStyle w:val="Heading1"/>
-        <w:numPr>
-          <w:ilvl w:val="0"/>
-          <w:numId w:val="20"/>
-        </w:numPr>
-      </w:pPr>
-      <w:r>
-        <w:t>SwaggerUI renders API documentation.</w:t>
-      </w:r>
-    </w:p>
-    <w:p>
-      <w:pPr>
-        <w:pStyle w:val="Heading1"/>
-      </w:pPr>
-      <w:r>
+        <w:rPr>
+          <w:color w:val="000000" w:themeColor="text1"/>
+        </w:rPr>
+      </w:pPr>
+      <w:r>
+        <w:rPr>
+          <w:color w:val="000000" w:themeColor="text1"/>
+        </w:rPr>
         <w:t>4. Other Requirements</w:t>
       </w:r>
     </w:p>
@@ -3327,15 +3621,22 @@
           <w:ilvl w:val="0"/>
           <w:numId w:val="21"/>
         </w:numPr>
+        <w:rPr>
+          <w:color w:val="000000" w:themeColor="text1"/>
+        </w:rPr>
       </w:pPr>
       <w:r>
         <w:rPr>
           <w:b/>
           <w:bCs/>
+          <w:color w:val="000000" w:themeColor="text1"/>
         </w:rPr>
         <w:t>Accessibility standards:</w:t>
       </w:r>
       <w:r>
+        <w:rPr>
+          <w:color w:val="000000" w:themeColor="text1"/>
+        </w:rPr>
         <w:t xml:space="preserve"> WCAG compliance.</w:t>
       </w:r>
     </w:p>
@@ -3346,18 +3647,28 @@
           <w:ilvl w:val="0"/>
           <w:numId w:val="21"/>
         </w:numPr>
+        <w:rPr>
+          <w:color w:val="000000" w:themeColor="text1"/>
+        </w:rPr>
       </w:pPr>
       <w:r>
         <w:rPr>
           <w:b/>
           <w:bCs/>
+          <w:color w:val="000000" w:themeColor="text1"/>
         </w:rPr>
         <w:t>Maintainability:</w:t>
       </w:r>
       <w:r>
+        <w:rPr>
+          <w:color w:val="000000" w:themeColor="text1"/>
+        </w:rPr>
         <w:t xml:space="preserve"> Well</w:t>
       </w:r>
       <w:r>
+        <w:rPr>
+          <w:color w:val="000000" w:themeColor="text1"/>
+        </w:rPr>
         <w:noBreakHyphen/>
         <w:t>documented, modular React components.</w:t>
       </w:r>
@@ -3369,53 +3680,635 @@
           <w:ilvl w:val="0"/>
           <w:numId w:val="21"/>
         </w:numPr>
+        <w:rPr>
+          <w:color w:val="000000" w:themeColor="text1"/>
+        </w:rPr>
       </w:pPr>
       <w:r>
         <w:rPr>
           <w:b/>
           <w:bCs/>
-        </w:rPr>
+          <w:color w:val="000000" w:themeColor="text1"/>
+        </w:rPr>
+        <w:lastRenderedPageBreak/>
         <w:t>Scalability:</w:t>
       </w:r>
       <w:r>
+        <w:rPr>
+          <w:color w:val="000000" w:themeColor="text1"/>
+        </w:rPr>
         <w:t xml:space="preserve"> Easy to extend with new features (alerts, favorites).</w:t>
       </w:r>
     </w:p>
     <w:p>
       <w:pPr>
         <w:pStyle w:val="Heading1"/>
-      </w:pPr>
-      <w:r>
-        <w:t>5. Appendices</w:t>
+        <w:rPr>
+          <w:b/>
+          <w:bCs/>
+          <w:color w:val="000000" w:themeColor="text1"/>
+        </w:rPr>
+      </w:pPr>
+      <w:r>
+        <w:rPr>
+          <w:color w:val="000000" w:themeColor="text1"/>
+        </w:rPr>
+        <w:t xml:space="preserve">5. </w:t>
+      </w:r>
+      <w:r>
+        <w:rPr>
+          <w:b/>
+          <w:bCs/>
+          <w:color w:val="000000" w:themeColor="text1"/>
+        </w:rPr>
+        <w:t>Appendices</w:t>
       </w:r>
     </w:p>
     <w:p>
       <w:pPr>
-        <w:pStyle w:val="Heading1"/>
-      </w:pPr>
-      <w:r>
-        <w:t>Dataflow Diagram</w:t>
+        <w:spacing w:line="276" w:lineRule="auto"/>
+      </w:pPr>
+      <w:r>
+        <w:rPr>
+          <w:rFonts w:ascii="Calibri Light" w:eastAsia="Calibri Light" w:hAnsi="Calibri Light" w:cs="Calibri Light"/>
+          <w:b/>
+          <w:bCs/>
+          <w:sz w:val="40"/>
+          <w:szCs w:val="40"/>
+        </w:rPr>
+        <w:t>Appendix A: Glossary</w:t>
       </w:r>
     </w:p>
     <w:p>
       <w:pPr>
-        <w:pStyle w:val="Heading1"/>
-      </w:pPr>
-      <w:r>
-        <w:t xml:space="preserve">[User] | v [SearchBox.jsx] ---&gt; [api.js] &lt;-----&gt; [External Weather API] | | v </w:t>
-      </w:r>
-      <w:proofErr w:type="spellStart"/>
-      <w:r>
-        <w:t>v</w:t>
-      </w:r>
-      <w:proofErr w:type="spellEnd"/>
-      <w:r>
-        <w:t xml:space="preserve"> [WeatherCard.jsx] [ForecastList.jsx] | | ------------------------------- | [Dashboard.jsx/UI] | [Header.jsx + Footer.jsx] | [App.jsx + Router] | [SwaggerUI/openapi.yaml] </w:t>
+        <w:pStyle w:val="ListParagraph"/>
+        <w:numPr>
+          <w:ilvl w:val="0"/>
+          <w:numId w:val="26"/>
+        </w:numPr>
+        <w:spacing w:after="0" w:line="276" w:lineRule="auto"/>
+        <w:rPr>
+          <w:rFonts w:ascii="Calibri Light" w:eastAsia="Calibri Light" w:hAnsi="Calibri Light" w:cs="Calibri Light"/>
+          <w:sz w:val="40"/>
+          <w:szCs w:val="40"/>
+        </w:rPr>
+      </w:pPr>
+      <w:r>
+        <w:rPr>
+          <w:rFonts w:ascii="Calibri Light" w:eastAsia="Calibri Light" w:hAnsi="Calibri Light" w:cs="Calibri Light"/>
+          <w:b/>
+          <w:bCs/>
+          <w:sz w:val="40"/>
+          <w:szCs w:val="40"/>
+        </w:rPr>
+        <w:t>API</w:t>
+      </w:r>
+      <w:r>
+        <w:rPr>
+          <w:rFonts w:ascii="Calibri Light" w:eastAsia="Calibri Light" w:hAnsi="Calibri Light" w:cs="Calibri Light"/>
+          <w:sz w:val="40"/>
+          <w:szCs w:val="40"/>
+        </w:rPr>
+        <w:t xml:space="preserve"> – Application Programming Interface, used to fetch weather data from OpenWeatherMap.</w:t>
       </w:r>
     </w:p>
     <w:p>
       <w:pPr>
+        <w:pStyle w:val="ListParagraph"/>
+        <w:numPr>
+          <w:ilvl w:val="0"/>
+          <w:numId w:val="26"/>
+        </w:numPr>
+        <w:spacing w:after="0" w:line="276" w:lineRule="auto"/>
+        <w:rPr>
+          <w:rFonts w:ascii="Calibri Light" w:eastAsia="Calibri Light" w:hAnsi="Calibri Light" w:cs="Calibri Light"/>
+          <w:sz w:val="40"/>
+          <w:szCs w:val="40"/>
+        </w:rPr>
+      </w:pPr>
+      <w:r>
+        <w:rPr>
+          <w:rFonts w:ascii="Calibri Light" w:eastAsia="Calibri Light" w:hAnsi="Calibri Light" w:cs="Calibri Light"/>
+          <w:b/>
+          <w:bCs/>
+          <w:sz w:val="40"/>
+          <w:szCs w:val="40"/>
+        </w:rPr>
+        <w:t>Leaflet</w:t>
+      </w:r>
+      <w:r>
+        <w:rPr>
+          <w:rFonts w:ascii="Calibri Light" w:eastAsia="Calibri Light" w:hAnsi="Calibri Light" w:cs="Calibri Light"/>
+          <w:sz w:val="40"/>
+          <w:szCs w:val="40"/>
+        </w:rPr>
+        <w:t xml:space="preserve"> – A JavaScript library for interactive maps.</w:t>
+      </w:r>
+    </w:p>
+    <w:p>
+      <w:pPr>
+        <w:pStyle w:val="ListParagraph"/>
+        <w:numPr>
+          <w:ilvl w:val="0"/>
+          <w:numId w:val="26"/>
+        </w:numPr>
+        <w:spacing w:after="0" w:line="276" w:lineRule="auto"/>
+        <w:rPr>
+          <w:rFonts w:ascii="Calibri Light" w:eastAsia="Calibri Light" w:hAnsi="Calibri Light" w:cs="Calibri Light"/>
+          <w:sz w:val="40"/>
+          <w:szCs w:val="40"/>
+        </w:rPr>
+      </w:pPr>
+      <w:r>
+        <w:rPr>
+          <w:rFonts w:ascii="Calibri Light" w:eastAsia="Calibri Light" w:hAnsi="Calibri Light" w:cs="Calibri Light"/>
+          <w:b/>
+          <w:bCs/>
+          <w:sz w:val="40"/>
+          <w:szCs w:val="40"/>
+        </w:rPr>
+        <w:t>Tailwind CSS</w:t>
+      </w:r>
+      <w:r>
+        <w:rPr>
+          <w:rFonts w:ascii="Calibri Light" w:eastAsia="Calibri Light" w:hAnsi="Calibri Light" w:cs="Calibri Light"/>
+          <w:sz w:val="40"/>
+          <w:szCs w:val="40"/>
+        </w:rPr>
+        <w:t xml:space="preserve"> – A utility‑first CSS framework for styling.</w:t>
+      </w:r>
+    </w:p>
+    <w:p>
+      <w:pPr>
+        <w:pStyle w:val="ListParagraph"/>
+        <w:numPr>
+          <w:ilvl w:val="0"/>
+          <w:numId w:val="26"/>
+        </w:numPr>
+        <w:spacing w:after="0" w:line="276" w:lineRule="auto"/>
+        <w:rPr>
+          <w:rFonts w:ascii="Calibri Light" w:eastAsia="Calibri Light" w:hAnsi="Calibri Light" w:cs="Calibri Light"/>
+          <w:sz w:val="40"/>
+          <w:szCs w:val="40"/>
+        </w:rPr>
+      </w:pPr>
+      <w:r>
+        <w:rPr>
+          <w:rFonts w:ascii="Calibri Light" w:eastAsia="Calibri Light" w:hAnsi="Calibri Light" w:cs="Calibri Light"/>
+          <w:b/>
+          <w:bCs/>
+          <w:sz w:val="40"/>
+          <w:szCs w:val="40"/>
+        </w:rPr>
+        <w:t>Vercel</w:t>
+      </w:r>
+      <w:r>
+        <w:rPr>
+          <w:rFonts w:ascii="Calibri Light" w:eastAsia="Calibri Light" w:hAnsi="Calibri Light" w:cs="Calibri Light"/>
+          <w:sz w:val="40"/>
+          <w:szCs w:val="40"/>
+        </w:rPr>
+        <w:t xml:space="preserve"> – A cloud platform for deploying frontend applications.</w:t>
+      </w:r>
+    </w:p>
+    <w:p>
+      <w:pPr>
+        <w:spacing w:line="276" w:lineRule="auto"/>
+      </w:pPr>
+      <w:r>
+        <w:rPr>
+          <w:rFonts w:ascii="Calibri Light" w:eastAsia="Calibri Light" w:hAnsi="Calibri Light" w:cs="Calibri Light"/>
+          <w:b/>
+          <w:bCs/>
+          <w:sz w:val="40"/>
+          <w:szCs w:val="40"/>
+        </w:rPr>
+        <w:t>Appendix B: References</w:t>
+      </w:r>
+    </w:p>
+    <w:p>
+      <w:pPr>
+        <w:pStyle w:val="ListParagraph"/>
+        <w:numPr>
+          <w:ilvl w:val="0"/>
+          <w:numId w:val="25"/>
+        </w:numPr>
+        <w:spacing w:after="0" w:line="276" w:lineRule="auto"/>
+        <w:rPr>
+          <w:rFonts w:ascii="Calibri Light" w:eastAsia="Calibri Light" w:hAnsi="Calibri Light" w:cs="Calibri Light"/>
+          <w:color w:val="0563C1"/>
+          <w:sz w:val="40"/>
+          <w:szCs w:val="40"/>
+          <w:u w:val="single"/>
+        </w:rPr>
+      </w:pPr>
+      <w:hyperlink r:id="rId11">
+        <w:r>
+          <w:rPr>
+            <w:rStyle w:val="Hyperlink"/>
+            <w:rFonts w:ascii="Calibri Light" w:eastAsia="Calibri Light" w:hAnsi="Calibri Light" w:cs="Calibri Light"/>
+            <w:color w:val="0563C1"/>
+            <w:sz w:val="40"/>
+            <w:szCs w:val="40"/>
+          </w:rPr>
+          <w:t>OpenWeatherMap API Documentation</w:t>
+        </w:r>
+      </w:hyperlink>
+    </w:p>
+    <w:p>
+      <w:pPr>
+        <w:pStyle w:val="ListParagraph"/>
+        <w:numPr>
+          <w:ilvl w:val="0"/>
+          <w:numId w:val="25"/>
+        </w:numPr>
+        <w:spacing w:after="0" w:line="276" w:lineRule="auto"/>
+        <w:rPr>
+          <w:rFonts w:ascii="Calibri Light" w:eastAsia="Calibri Light" w:hAnsi="Calibri Light" w:cs="Calibri Light"/>
+          <w:color w:val="0563C1"/>
+          <w:sz w:val="40"/>
+          <w:szCs w:val="40"/>
+          <w:u w:val="single"/>
+        </w:rPr>
+      </w:pPr>
+      <w:hyperlink r:id="rId12">
+        <w:r>
+          <w:rPr>
+            <w:rStyle w:val="Hyperlink"/>
+            <w:rFonts w:ascii="Calibri Light" w:eastAsia="Calibri Light" w:hAnsi="Calibri Light" w:cs="Calibri Light"/>
+            <w:color w:val="0563C1"/>
+            <w:sz w:val="40"/>
+            <w:szCs w:val="40"/>
+          </w:rPr>
+          <w:t>Tailwind CSS Documentation</w:t>
+        </w:r>
+      </w:hyperlink>
+    </w:p>
+    <w:p>
+      <w:pPr>
+        <w:pStyle w:val="ListParagraph"/>
+        <w:numPr>
+          <w:ilvl w:val="0"/>
+          <w:numId w:val="25"/>
+        </w:numPr>
+        <w:spacing w:after="0" w:line="276" w:lineRule="auto"/>
+        <w:rPr>
+          <w:rFonts w:ascii="Calibri Light" w:eastAsia="Calibri Light" w:hAnsi="Calibri Light" w:cs="Calibri Light"/>
+          <w:color w:val="0563C1"/>
+          <w:sz w:val="40"/>
+          <w:szCs w:val="40"/>
+          <w:u w:val="single"/>
+        </w:rPr>
+      </w:pPr>
+      <w:hyperlink r:id="rId13">
+        <w:r>
+          <w:rPr>
+            <w:rStyle w:val="Hyperlink"/>
+            <w:rFonts w:ascii="Calibri Light" w:eastAsia="Calibri Light" w:hAnsi="Calibri Light" w:cs="Calibri Light"/>
+            <w:color w:val="0563C1"/>
+            <w:sz w:val="40"/>
+            <w:szCs w:val="40"/>
+          </w:rPr>
+          <w:t>Vercel Deployment Guide</w:t>
+        </w:r>
+      </w:hyperlink>
+    </w:p>
+    <w:p>
+      <w:pPr>
+        <w:spacing w:line="276" w:lineRule="auto"/>
+      </w:pPr>
+      <w:r>
+        <w:rPr>
+          <w:rFonts w:ascii="Calibri Light" w:eastAsia="Calibri Light" w:hAnsi="Calibri Light" w:cs="Calibri Light"/>
+          <w:b/>
+          <w:bCs/>
+          <w:sz w:val="40"/>
+          <w:szCs w:val="40"/>
+        </w:rPr>
+        <w:t>Appendix C: Deployment Setup</w:t>
+      </w:r>
+    </w:p>
+    <w:p>
+      <w:pPr>
+        <w:pStyle w:val="ListParagraph"/>
+        <w:numPr>
+          <w:ilvl w:val="0"/>
+          <w:numId w:val="24"/>
+        </w:numPr>
+        <w:spacing w:after="0" w:line="276" w:lineRule="auto"/>
+        <w:rPr>
+          <w:rFonts w:ascii="Calibri Light" w:eastAsia="Calibri Light" w:hAnsi="Calibri Light" w:cs="Calibri Light"/>
+          <w:b/>
+          <w:bCs/>
+          <w:sz w:val="40"/>
+          <w:szCs w:val="40"/>
+        </w:rPr>
+      </w:pPr>
+      <w:r>
+        <w:rPr>
+          <w:rFonts w:ascii="Calibri Light" w:eastAsia="Calibri Light" w:hAnsi="Calibri Light" w:cs="Calibri Light"/>
+          <w:b/>
+          <w:bCs/>
+          <w:sz w:val="40"/>
+          <w:szCs w:val="40"/>
+        </w:rPr>
+        <w:t>Environment Variables</w:t>
+      </w:r>
+    </w:p>
+    <w:p>
+      <w:pPr>
+        <w:pStyle w:val="ListParagraph"/>
+        <w:numPr>
+          <w:ilvl w:val="1"/>
+          <w:numId w:val="24"/>
+        </w:numPr>
+        <w:spacing w:after="0" w:line="276" w:lineRule="auto"/>
+        <w:rPr>
+          <w:rFonts w:ascii="Calibri Light" w:eastAsia="Calibri Light" w:hAnsi="Calibri Light" w:cs="Calibri Light"/>
+          <w:sz w:val="40"/>
+          <w:szCs w:val="40"/>
+        </w:rPr>
+      </w:pPr>
+      <w:r>
+        <w:rPr>
+          <w:rFonts w:ascii="Calibri Light" w:eastAsia="Calibri Light" w:hAnsi="Calibri Light" w:cs="Calibri Light"/>
+          <w:sz w:val="40"/>
+          <w:szCs w:val="40"/>
+        </w:rPr>
+        <w:t>VITE_WEATHER_API_KEY → OpenWeatherMap API key</w:t>
+      </w:r>
+    </w:p>
+    <w:p>
+      <w:pPr>
+        <w:spacing w:line="276" w:lineRule="auto"/>
+      </w:pPr>
+      <w:r>
+        <w:rPr>
+          <w:rFonts w:ascii="Calibri Light" w:eastAsia="Calibri Light" w:hAnsi="Calibri Light" w:cs="Calibri Light"/>
+          <w:b/>
+          <w:bCs/>
+          <w:sz w:val="40"/>
+          <w:szCs w:val="40"/>
+        </w:rPr>
+        <w:t>Appendix D: Troubleshooting Notes</w:t>
+      </w:r>
+    </w:p>
+    <w:p>
+      <w:pPr>
+        <w:pStyle w:val="ListParagraph"/>
+        <w:numPr>
+          <w:ilvl w:val="0"/>
+          <w:numId w:val="23"/>
+        </w:numPr>
+        <w:spacing w:after="0" w:line="276" w:lineRule="auto"/>
+        <w:rPr>
+          <w:rFonts w:ascii="Calibri Light" w:eastAsia="Calibri Light" w:hAnsi="Calibri Light" w:cs="Calibri Light"/>
+          <w:sz w:val="40"/>
+          <w:szCs w:val="40"/>
+        </w:rPr>
+      </w:pPr>
+      <w:r>
+        <w:rPr>
+          <w:rFonts w:ascii="Calibri Light" w:eastAsia="Calibri Light" w:hAnsi="Calibri Light" w:cs="Calibri Light"/>
+          <w:b/>
+          <w:bCs/>
+          <w:sz w:val="40"/>
+          <w:szCs w:val="40"/>
+        </w:rPr>
+        <w:t>React Hook Import Error</w:t>
+      </w:r>
+      <w:r>
+        <w:rPr>
+          <w:rFonts w:ascii="Calibri Light" w:eastAsia="Calibri Light" w:hAnsi="Calibri Light" w:cs="Calibri Light"/>
+          <w:sz w:val="40"/>
+          <w:szCs w:val="40"/>
+        </w:rPr>
+        <w:t xml:space="preserve"> → Fixed by reinstalling dependencies and locking React to 18.2.0.</w:t>
+      </w:r>
+    </w:p>
+    <w:p>
+      <w:pPr>
+        <w:pStyle w:val="ListParagraph"/>
+        <w:numPr>
+          <w:ilvl w:val="0"/>
+          <w:numId w:val="23"/>
+        </w:numPr>
+        <w:spacing w:after="0" w:line="276" w:lineRule="auto"/>
+        <w:rPr>
+          <w:rFonts w:ascii="Calibri Light" w:eastAsia="Calibri Light" w:hAnsi="Calibri Light" w:cs="Calibri Light"/>
+          <w:sz w:val="40"/>
+          <w:szCs w:val="40"/>
+        </w:rPr>
+      </w:pPr>
+      <w:r>
+        <w:rPr>
+          <w:rFonts w:ascii="Calibri Light" w:eastAsia="Calibri Light" w:hAnsi="Calibri Light" w:cs="Calibri Light"/>
+          <w:b/>
+          <w:bCs/>
+          <w:sz w:val="40"/>
+          <w:szCs w:val="40"/>
+        </w:rPr>
+        <w:lastRenderedPageBreak/>
+        <w:t>Leaflet Version Conflict</w:t>
+      </w:r>
+      <w:r>
+        <w:rPr>
+          <w:rFonts w:ascii="Calibri Light" w:eastAsia="Calibri Light" w:hAnsi="Calibri Light" w:cs="Calibri Light"/>
+          <w:sz w:val="40"/>
+          <w:szCs w:val="40"/>
+        </w:rPr>
+        <w:t xml:space="preserve"> → Resolved by locking Leaflet to 1.9.4.</w:t>
+      </w:r>
+    </w:p>
+    <w:p>
+      <w:pPr>
+        <w:pStyle w:val="ListParagraph"/>
+        <w:numPr>
+          <w:ilvl w:val="0"/>
+          <w:numId w:val="23"/>
+        </w:numPr>
+        <w:spacing w:after="0" w:line="276" w:lineRule="auto"/>
+        <w:rPr>
+          <w:rFonts w:ascii="Calibri Light" w:eastAsia="Calibri Light" w:hAnsi="Calibri Light" w:cs="Calibri Light"/>
+          <w:sz w:val="40"/>
+          <w:szCs w:val="40"/>
+        </w:rPr>
+      </w:pPr>
+      <w:r>
+        <w:rPr>
+          <w:rFonts w:ascii="Calibri Light" w:eastAsia="Calibri Light" w:hAnsi="Calibri Light" w:cs="Calibri Light"/>
+          <w:b/>
+          <w:bCs/>
+          <w:sz w:val="40"/>
+          <w:szCs w:val="40"/>
+        </w:rPr>
+        <w:t>Swagger UI Removal</w:t>
+      </w:r>
+      <w:r>
+        <w:rPr>
+          <w:rFonts w:ascii="Calibri Light" w:eastAsia="Calibri Light" w:hAnsi="Calibri Light" w:cs="Calibri Light"/>
+          <w:sz w:val="40"/>
+          <w:szCs w:val="40"/>
+        </w:rPr>
+        <w:t xml:space="preserve"> → Replaced with a placeholder docs page for clean deployment.</w:t>
+      </w:r>
+    </w:p>
+    <w:p>
+      <w:pPr>
+        <w:spacing w:line="276" w:lineRule="auto"/>
+        <w:rPr>
+          <w:rFonts w:ascii="Calibri Light" w:eastAsia="Calibri Light" w:hAnsi="Calibri Light" w:cs="Calibri Light"/>
+          <w:b/>
+          <w:bCs/>
+          <w:sz w:val="40"/>
+          <w:szCs w:val="40"/>
+        </w:rPr>
+      </w:pPr>
+    </w:p>
+    <w:p>
+      <w:pPr>
+        <w:spacing w:line="276" w:lineRule="auto"/>
+      </w:pPr>
+      <w:r>
+        <w:rPr>
+          <w:rFonts w:ascii="Calibri Light" w:eastAsia="Calibri Light" w:hAnsi="Calibri Light" w:cs="Calibri Light"/>
+          <w:b/>
+          <w:bCs/>
+          <w:sz w:val="40"/>
+          <w:szCs w:val="40"/>
+        </w:rPr>
+        <w:t>Appendix E: Future Enhancements</w:t>
+      </w:r>
+    </w:p>
+    <w:p>
+      <w:pPr>
+        <w:pStyle w:val="ListParagraph"/>
+        <w:numPr>
+          <w:ilvl w:val="0"/>
+          <w:numId w:val="22"/>
+        </w:numPr>
+        <w:spacing w:after="0" w:line="276" w:lineRule="auto"/>
+        <w:rPr>
+          <w:rFonts w:ascii="Calibri Light" w:eastAsia="Calibri Light" w:hAnsi="Calibri Light" w:cs="Calibri Light"/>
+          <w:sz w:val="40"/>
+          <w:szCs w:val="40"/>
+        </w:rPr>
+      </w:pPr>
+      <w:r>
+        <w:rPr>
+          <w:rFonts w:ascii="Calibri Light" w:eastAsia="Calibri Light" w:hAnsi="Calibri Light" w:cs="Calibri Light"/>
+          <w:b/>
+          <w:bCs/>
+          <w:sz w:val="40"/>
+          <w:szCs w:val="40"/>
+        </w:rPr>
+        <w:t>Analytics</w:t>
+      </w:r>
+      <w:r>
+        <w:rPr>
+          <w:rFonts w:ascii="Calibri Light" w:eastAsia="Calibri Light" w:hAnsi="Calibri Light" w:cs="Calibri Light"/>
+          <w:sz w:val="40"/>
+          <w:szCs w:val="40"/>
+        </w:rPr>
+        <w:t xml:space="preserve"> → Track user searches, performance metrics, and visitor traffic.</w:t>
+      </w:r>
+    </w:p>
+    <w:p>
+      <w:pPr>
+        <w:pStyle w:val="ListParagraph"/>
+        <w:numPr>
+          <w:ilvl w:val="0"/>
+          <w:numId w:val="22"/>
+        </w:numPr>
+        <w:spacing w:after="0" w:line="276" w:lineRule="auto"/>
+        <w:rPr>
+          <w:rFonts w:ascii="Calibri Light" w:eastAsia="Calibri Light" w:hAnsi="Calibri Light" w:cs="Calibri Light"/>
+          <w:sz w:val="40"/>
+          <w:szCs w:val="40"/>
+        </w:rPr>
+      </w:pPr>
+      <w:r>
+        <w:rPr>
+          <w:rFonts w:ascii="Calibri Light" w:eastAsia="Calibri Light" w:hAnsi="Calibri Light" w:cs="Calibri Light"/>
+          <w:b/>
+          <w:bCs/>
+          <w:sz w:val="40"/>
+          <w:szCs w:val="40"/>
+        </w:rPr>
+        <w:t>Map Overlays</w:t>
+      </w:r>
+      <w:r>
+        <w:rPr>
+          <w:rFonts w:ascii="Calibri Light" w:eastAsia="Calibri Light" w:hAnsi="Calibri Light" w:cs="Calibri Light"/>
+          <w:sz w:val="40"/>
+          <w:szCs w:val="40"/>
+        </w:rPr>
+        <w:t xml:space="preserve"> → Add temperature zones, AQI data, and radar imagery on Leaflet maps.</w:t>
+      </w:r>
+    </w:p>
+    <w:p/>
+    <w:p>
+      <w:pPr>
         <w:pStyle w:val="Heading1"/>
+        <w:rPr>
+          <w:b/>
+          <w:bCs/>
+          <w:color w:val="000000" w:themeColor="text1"/>
+        </w:rPr>
+      </w:pPr>
+      <w:r>
+        <w:rPr>
+          <w:b/>
+          <w:bCs/>
+          <w:color w:val="000000" w:themeColor="text1"/>
+        </w:rPr>
+        <w:t>Dataflow Diagram</w:t>
+      </w:r>
+    </w:p>
+    <w:p>
+      <w:pPr>
+        <w:pStyle w:val="Heading1"/>
+        <w:rPr>
+          <w:b/>
+          <w:bCs/>
+          <w:color w:val="000000" w:themeColor="text1"/>
+        </w:rPr>
+      </w:pPr>
+      <w:r>
+        <w:rPr>
+          <w:b/>
+          <w:bCs/>
+          <w:color w:val="000000" w:themeColor="text1"/>
+        </w:rPr>
+        <w:t xml:space="preserve">[User] | v [SearchBox.jsx] ---&gt; [api.js] &lt;-----&gt; [External Weather API] | | v </w:t>
+      </w:r>
+      <w:proofErr w:type="spellStart"/>
+      <w:r>
+        <w:rPr>
+          <w:b/>
+          <w:bCs/>
+          <w:color w:val="000000" w:themeColor="text1"/>
+        </w:rPr>
+        <w:t>v</w:t>
+      </w:r>
+      <w:proofErr w:type="spellEnd"/>
+      <w:r>
+        <w:rPr>
+          <w:b/>
+          <w:bCs/>
+          <w:color w:val="000000" w:themeColor="text1"/>
+        </w:rPr>
+        <w:t xml:space="preserve"> [WeatherCard.jsx] [ForecastList.jsx] | | ------------------------------- | [Dashboard.jsx/UI] | [Header.jsx + Footer.jsx] | [App.jsx + Router] | </w:t>
+      </w:r>
+    </w:p>
+    <w:p>
+      <w:pPr>
+        <w:pStyle w:val="Heading1"/>
+        <w:rPr>
+          <w:b/>
+          <w:bCs/>
+          <w:color w:val="000000" w:themeColor="text1"/>
+        </w:rPr>
       </w:pPr>
     </w:p>
     <w:p/>
@@ -3484,6 +4377,119 @@
 <file path=word/numbering.xml><?xml version="1.0" encoding="utf-8"?>
 <w:numbering xmlns:wpc="http://schemas.microsoft.com/office/word/2010/wordprocessingCanvas" xmlns:cx="http://schemas.microsoft.com/office/drawing/2014/chartex" xmlns:cx1="http://schemas.microsoft.com/office/drawing/2015/9/8/chartex" xmlns:cx2="http://schemas.microsoft.com/office/drawing/2015/10/21/chartex" xmlns:cx3="http://schemas.microsoft.com/office/drawing/2016/5/9/chartex" xmlns:cx4="http://schemas.microsoft.com/office/drawing/2016/5/10/chartex" xmlns:cx5="http://schemas.microsoft.com/office/drawing/2016/5/11/chartex" xmlns:cx6="http://schemas.microsoft.com/office/drawing/2016/5/12/chartex" xmlns:cx7="http://schemas.microsoft.com/office/drawing/2016/5/13/chartex" xmlns:cx8="http://schemas.microsoft.com/office/drawing/2016/5/14/chartex" xmlns:mc="http://schemas.openxmlformats.org/markup-compatibility/2006" xmlns:aink="http://schemas.microsoft.com/office/drawing/2016/ink" xmlns:am3d="http://schemas.microsoft.com/office/drawing/2017/model3d" xmlns:o="urn:schemas-microsoft-com:office:office" xmlns:oel="http://schemas.microsoft.com/office/2019/extlst" xmlns:r="http://schemas.openxmlformats.org/officeDocument/2006/relationships" xmlns:m="http://schemas.openxmlformats.org/officeDocument/2006/math" xmlns:v="urn:schemas-microsoft-com:vml" xmlns:wp14="http://schemas.microsoft.com/office/word/2010/wordprocessingDrawing" xmlns:wp="http://schemas.openxmlformats.org/drawingml/2006/wordprocessingDrawing" xmlns:w10="urn:schemas-microsoft-com:office:word" xmlns:w="http://schemas.openxmlformats.org/wordprocessingml/2006/main" xmlns:w14="http://schemas.microsoft.com/office/word/2010/wordml" xmlns:w15="http://schemas.microsoft.com/office/word/2012/wordml" xmlns:w16cex="http://schemas.microsoft.com/office/word/2018/wordml/cex" xmlns:w16cid="http://schemas.microsoft.com/office/word/2016/wordml/cid" xmlns:w16="http://schemas.microsoft.com/office/word/2018/wordml" xmlns:w16du="http://schemas.microsoft.com/office/word/2023/wordml/word16du" xmlns:w16sdtdh="http://schemas.microsoft.com/office/word/2020/wordml/sdtdatahash" xmlns:w16sdtfl="http://schemas.microsoft.com/office/word/2024/wordml/sdtformatlock" xmlns:w16se="http://schemas.microsoft.com/office/word/2015/wordml/symex" xmlns:wpg="http://schemas.microsoft.com/office/word/2010/wordprocessingGroup" xmlns:wpi="http://schemas.microsoft.com/office/word/2010/wordprocessingInk" xmlns:wne="http://schemas.microsoft.com/office/word/2006/wordml" xmlns:wps="http://schemas.microsoft.com/office/word/2010/wordprocessingShape" mc:Ignorable="w14 w15 w16se w16cid w16 w16cex w16sdtdh w16sdtfl w16du wp14">
   <w:abstractNum w:abstractNumId="0" w15:restartNumberingAfterBreak="0">
+    <w:nsid w:val="0F362F86"/>
+    <w:multiLevelType w:val="hybridMultilevel"/>
+    <w:tmpl w:val="A3289D84"/>
+    <w:lvl w:ilvl="0" w:tplc="74BCE962">
+      <w:start w:val="1"/>
+      <w:numFmt w:val="bullet"/>
+      <w:lvlText w:val=""/>
+      <w:lvlJc w:val="left"/>
+      <w:pPr>
+        <w:ind w:left="720" w:hanging="360"/>
+      </w:pPr>
+      <w:rPr>
+        <w:rFonts w:ascii="Symbol" w:hAnsi="Symbol" w:hint="default"/>
+      </w:rPr>
+    </w:lvl>
+    <w:lvl w:ilvl="1" w:tplc="1B8882D4">
+      <w:start w:val="1"/>
+      <w:numFmt w:val="bullet"/>
+      <w:lvlText w:val="o"/>
+      <w:lvlJc w:val="left"/>
+      <w:pPr>
+        <w:ind w:left="1440" w:hanging="360"/>
+      </w:pPr>
+      <w:rPr>
+        <w:rFonts w:ascii="Courier New" w:hAnsi="Courier New" w:hint="default"/>
+      </w:rPr>
+    </w:lvl>
+    <w:lvl w:ilvl="2" w:tplc="7FE62C86">
+      <w:start w:val="1"/>
+      <w:numFmt w:val="bullet"/>
+      <w:lvlText w:val=""/>
+      <w:lvlJc w:val="left"/>
+      <w:pPr>
+        <w:ind w:left="2160" w:hanging="360"/>
+      </w:pPr>
+      <w:rPr>
+        <w:rFonts w:ascii="Wingdings" w:hAnsi="Wingdings" w:hint="default"/>
+      </w:rPr>
+    </w:lvl>
+    <w:lvl w:ilvl="3" w:tplc="8F342DE4">
+      <w:start w:val="1"/>
+      <w:numFmt w:val="bullet"/>
+      <w:lvlText w:val=""/>
+      <w:lvlJc w:val="left"/>
+      <w:pPr>
+        <w:ind w:left="2880" w:hanging="360"/>
+      </w:pPr>
+      <w:rPr>
+        <w:rFonts w:ascii="Symbol" w:hAnsi="Symbol" w:hint="default"/>
+      </w:rPr>
+    </w:lvl>
+    <w:lvl w:ilvl="4" w:tplc="F04C3FBC">
+      <w:start w:val="1"/>
+      <w:numFmt w:val="bullet"/>
+      <w:lvlText w:val="o"/>
+      <w:lvlJc w:val="left"/>
+      <w:pPr>
+        <w:ind w:left="3600" w:hanging="360"/>
+      </w:pPr>
+      <w:rPr>
+        <w:rFonts w:ascii="Courier New" w:hAnsi="Courier New" w:hint="default"/>
+      </w:rPr>
+    </w:lvl>
+    <w:lvl w:ilvl="5" w:tplc="8904CC9C">
+      <w:start w:val="1"/>
+      <w:numFmt w:val="bullet"/>
+      <w:lvlText w:val=""/>
+      <w:lvlJc w:val="left"/>
+      <w:pPr>
+        <w:ind w:left="4320" w:hanging="360"/>
+      </w:pPr>
+      <w:rPr>
+        <w:rFonts w:ascii="Wingdings" w:hAnsi="Wingdings" w:hint="default"/>
+      </w:rPr>
+    </w:lvl>
+    <w:lvl w:ilvl="6" w:tplc="2E78F62E">
+      <w:start w:val="1"/>
+      <w:numFmt w:val="bullet"/>
+      <w:lvlText w:val=""/>
+      <w:lvlJc w:val="left"/>
+      <w:pPr>
+        <w:ind w:left="5040" w:hanging="360"/>
+      </w:pPr>
+      <w:rPr>
+        <w:rFonts w:ascii="Symbol" w:hAnsi="Symbol" w:hint="default"/>
+      </w:rPr>
+    </w:lvl>
+    <w:lvl w:ilvl="7" w:tplc="CD70B822">
+      <w:start w:val="1"/>
+      <w:numFmt w:val="bullet"/>
+      <w:lvlText w:val="o"/>
+      <w:lvlJc w:val="left"/>
+      <w:pPr>
+        <w:ind w:left="5760" w:hanging="360"/>
+      </w:pPr>
+      <w:rPr>
+        <w:rFonts w:ascii="Courier New" w:hAnsi="Courier New" w:hint="default"/>
+      </w:rPr>
+    </w:lvl>
+    <w:lvl w:ilvl="8" w:tplc="947E0924">
+      <w:start w:val="1"/>
+      <w:numFmt w:val="bullet"/>
+      <w:lvlText w:val=""/>
+      <w:lvlJc w:val="left"/>
+      <w:pPr>
+        <w:ind w:left="6480" w:hanging="360"/>
+      </w:pPr>
+      <w:rPr>
+        <w:rFonts w:ascii="Wingdings" w:hAnsi="Wingdings" w:hint="default"/>
+      </w:rPr>
+    </w:lvl>
+  </w:abstractNum>
+  <w:abstractNum w:abstractNumId="1" w15:restartNumberingAfterBreak="0">
     <w:nsid w:val="13997620"/>
     <w:multiLevelType w:val="multilevel"/>
     <w:tmpl w:val="BADE90DA"/>
@@ -3632,7 +4638,7 @@
       </w:rPr>
     </w:lvl>
   </w:abstractNum>
-  <w:abstractNum w:abstractNumId="1" w15:restartNumberingAfterBreak="0">
+  <w:abstractNum w:abstractNumId="2" w15:restartNumberingAfterBreak="0">
     <w:nsid w:val="151A31CD"/>
     <w:multiLevelType w:val="multilevel"/>
     <w:tmpl w:val="632CF826"/>
@@ -3781,7 +4787,7 @@
       </w:rPr>
     </w:lvl>
   </w:abstractNum>
-  <w:abstractNum w:abstractNumId="2" w15:restartNumberingAfterBreak="0">
+  <w:abstractNum w:abstractNumId="3" w15:restartNumberingAfterBreak="0">
     <w:nsid w:val="167E1350"/>
     <w:multiLevelType w:val="multilevel"/>
     <w:tmpl w:val="BADE90DA"/>
@@ -3930,7 +4936,7 @@
       </w:rPr>
     </w:lvl>
   </w:abstractNum>
-  <w:abstractNum w:abstractNumId="3" w15:restartNumberingAfterBreak="0">
+  <w:abstractNum w:abstractNumId="4" w15:restartNumberingAfterBreak="0">
     <w:nsid w:val="1B3A3A8A"/>
     <w:multiLevelType w:val="multilevel"/>
     <w:tmpl w:val="BADE90DA"/>
@@ -4079,7 +5085,7 @@
       </w:rPr>
     </w:lvl>
   </w:abstractNum>
-  <w:abstractNum w:abstractNumId="4" w15:restartNumberingAfterBreak="0">
+  <w:abstractNum w:abstractNumId="5" w15:restartNumberingAfterBreak="0">
     <w:nsid w:val="1C91121F"/>
     <w:multiLevelType w:val="multilevel"/>
     <w:tmpl w:val="E65608F4"/>
@@ -4228,7 +5234,7 @@
       </w:rPr>
     </w:lvl>
   </w:abstractNum>
-  <w:abstractNum w:abstractNumId="5" w15:restartNumberingAfterBreak="0">
+  <w:abstractNum w:abstractNumId="6" w15:restartNumberingAfterBreak="0">
     <w:nsid w:val="230D6276"/>
     <w:multiLevelType w:val="multilevel"/>
     <w:tmpl w:val="BADE90DA"/>
@@ -4377,7 +5383,7 @@
       </w:rPr>
     </w:lvl>
   </w:abstractNum>
-  <w:abstractNum w:abstractNumId="6" w15:restartNumberingAfterBreak="0">
+  <w:abstractNum w:abstractNumId="7" w15:restartNumberingAfterBreak="0">
     <w:nsid w:val="25A6006F"/>
     <w:multiLevelType w:val="multilevel"/>
     <w:tmpl w:val="A718B34E"/>
@@ -4526,7 +5532,7 @@
       </w:rPr>
     </w:lvl>
   </w:abstractNum>
-  <w:abstractNum w:abstractNumId="7" w15:restartNumberingAfterBreak="0">
+  <w:abstractNum w:abstractNumId="8" w15:restartNumberingAfterBreak="0">
     <w:nsid w:val="2D530F24"/>
     <w:multiLevelType w:val="multilevel"/>
     <w:tmpl w:val="FB4E753E"/>
@@ -4675,7 +5681,7 @@
       </w:rPr>
     </w:lvl>
   </w:abstractNum>
-  <w:abstractNum w:abstractNumId="8" w15:restartNumberingAfterBreak="0">
+  <w:abstractNum w:abstractNumId="9" w15:restartNumberingAfterBreak="0">
     <w:nsid w:val="2D9C7481"/>
     <w:multiLevelType w:val="multilevel"/>
     <w:tmpl w:val="9490D8BC"/>
@@ -4824,7 +5830,120 @@
       </w:rPr>
     </w:lvl>
   </w:abstractNum>
-  <w:abstractNum w:abstractNumId="9" w15:restartNumberingAfterBreak="0">
+  <w:abstractNum w:abstractNumId="10" w15:restartNumberingAfterBreak="0">
+    <w:nsid w:val="2DB57AF9"/>
+    <w:multiLevelType w:val="hybridMultilevel"/>
+    <w:tmpl w:val="6A98B836"/>
+    <w:lvl w:ilvl="0" w:tplc="9E0E11DA">
+      <w:start w:val="1"/>
+      <w:numFmt w:val="bullet"/>
+      <w:lvlText w:val=""/>
+      <w:lvlJc w:val="left"/>
+      <w:pPr>
+        <w:ind w:left="720" w:hanging="360"/>
+      </w:pPr>
+      <w:rPr>
+        <w:rFonts w:ascii="Symbol" w:hAnsi="Symbol" w:hint="default"/>
+      </w:rPr>
+    </w:lvl>
+    <w:lvl w:ilvl="1" w:tplc="3FF653B0">
+      <w:start w:val="1"/>
+      <w:numFmt w:val="bullet"/>
+      <w:lvlText w:val="o"/>
+      <w:lvlJc w:val="left"/>
+      <w:pPr>
+        <w:ind w:left="1440" w:hanging="360"/>
+      </w:pPr>
+      <w:rPr>
+        <w:rFonts w:ascii="Courier New" w:hAnsi="Courier New" w:hint="default"/>
+      </w:rPr>
+    </w:lvl>
+    <w:lvl w:ilvl="2" w:tplc="F5B24498">
+      <w:start w:val="1"/>
+      <w:numFmt w:val="bullet"/>
+      <w:lvlText w:val=""/>
+      <w:lvlJc w:val="left"/>
+      <w:pPr>
+        <w:ind w:left="2160" w:hanging="360"/>
+      </w:pPr>
+      <w:rPr>
+        <w:rFonts w:ascii="Wingdings" w:hAnsi="Wingdings" w:hint="default"/>
+      </w:rPr>
+    </w:lvl>
+    <w:lvl w:ilvl="3" w:tplc="E288394E">
+      <w:start w:val="1"/>
+      <w:numFmt w:val="bullet"/>
+      <w:lvlText w:val=""/>
+      <w:lvlJc w:val="left"/>
+      <w:pPr>
+        <w:ind w:left="2880" w:hanging="360"/>
+      </w:pPr>
+      <w:rPr>
+        <w:rFonts w:ascii="Symbol" w:hAnsi="Symbol" w:hint="default"/>
+      </w:rPr>
+    </w:lvl>
+    <w:lvl w:ilvl="4" w:tplc="AFA60BCC">
+      <w:start w:val="1"/>
+      <w:numFmt w:val="bullet"/>
+      <w:lvlText w:val="o"/>
+      <w:lvlJc w:val="left"/>
+      <w:pPr>
+        <w:ind w:left="3600" w:hanging="360"/>
+      </w:pPr>
+      <w:rPr>
+        <w:rFonts w:ascii="Courier New" w:hAnsi="Courier New" w:hint="default"/>
+      </w:rPr>
+    </w:lvl>
+    <w:lvl w:ilvl="5" w:tplc="00B8DCD2">
+      <w:start w:val="1"/>
+      <w:numFmt w:val="bullet"/>
+      <w:lvlText w:val=""/>
+      <w:lvlJc w:val="left"/>
+      <w:pPr>
+        <w:ind w:left="4320" w:hanging="360"/>
+      </w:pPr>
+      <w:rPr>
+        <w:rFonts w:ascii="Wingdings" w:hAnsi="Wingdings" w:hint="default"/>
+      </w:rPr>
+    </w:lvl>
+    <w:lvl w:ilvl="6" w:tplc="030C28EA">
+      <w:start w:val="1"/>
+      <w:numFmt w:val="bullet"/>
+      <w:lvlText w:val=""/>
+      <w:lvlJc w:val="left"/>
+      <w:pPr>
+        <w:ind w:left="5040" w:hanging="360"/>
+      </w:pPr>
+      <w:rPr>
+        <w:rFonts w:ascii="Symbol" w:hAnsi="Symbol" w:hint="default"/>
+      </w:rPr>
+    </w:lvl>
+    <w:lvl w:ilvl="7" w:tplc="134478D4">
+      <w:start w:val="1"/>
+      <w:numFmt w:val="bullet"/>
+      <w:lvlText w:val="o"/>
+      <w:lvlJc w:val="left"/>
+      <w:pPr>
+        <w:ind w:left="5760" w:hanging="360"/>
+      </w:pPr>
+      <w:rPr>
+        <w:rFonts w:ascii="Courier New" w:hAnsi="Courier New" w:hint="default"/>
+      </w:rPr>
+    </w:lvl>
+    <w:lvl w:ilvl="8" w:tplc="F19C6FFC">
+      <w:start w:val="1"/>
+      <w:numFmt w:val="bullet"/>
+      <w:lvlText w:val=""/>
+      <w:lvlJc w:val="left"/>
+      <w:pPr>
+        <w:ind w:left="6480" w:hanging="360"/>
+      </w:pPr>
+      <w:rPr>
+        <w:rFonts w:ascii="Wingdings" w:hAnsi="Wingdings" w:hint="default"/>
+      </w:rPr>
+    </w:lvl>
+  </w:abstractNum>
+  <w:abstractNum w:abstractNumId="11" w15:restartNumberingAfterBreak="0">
     <w:nsid w:val="37742368"/>
     <w:multiLevelType w:val="multilevel"/>
     <w:tmpl w:val="F620B126"/>
@@ -4973,7 +6092,7 @@
       </w:rPr>
     </w:lvl>
   </w:abstractNum>
-  <w:abstractNum w:abstractNumId="10" w15:restartNumberingAfterBreak="0">
+  <w:abstractNum w:abstractNumId="12" w15:restartNumberingAfterBreak="0">
     <w:nsid w:val="3EB67D60"/>
     <w:multiLevelType w:val="multilevel"/>
     <w:tmpl w:val="BADE90DA"/>
@@ -5122,7 +6241,120 @@
       </w:rPr>
     </w:lvl>
   </w:abstractNum>
-  <w:abstractNum w:abstractNumId="11" w15:restartNumberingAfterBreak="0">
+  <w:abstractNum w:abstractNumId="13" w15:restartNumberingAfterBreak="0">
+    <w:nsid w:val="419F078C"/>
+    <w:multiLevelType w:val="hybridMultilevel"/>
+    <w:tmpl w:val="E9BC5D76"/>
+    <w:lvl w:ilvl="0" w:tplc="0EF658CA">
+      <w:start w:val="1"/>
+      <w:numFmt w:val="bullet"/>
+      <w:lvlText w:val=""/>
+      <w:lvlJc w:val="left"/>
+      <w:pPr>
+        <w:ind w:left="720" w:hanging="360"/>
+      </w:pPr>
+      <w:rPr>
+        <w:rFonts w:ascii="Symbol" w:hAnsi="Symbol" w:hint="default"/>
+      </w:rPr>
+    </w:lvl>
+    <w:lvl w:ilvl="1" w:tplc="9EF0EC04">
+      <w:start w:val="1"/>
+      <w:numFmt w:val="bullet"/>
+      <w:lvlText w:val="o"/>
+      <w:lvlJc w:val="left"/>
+      <w:pPr>
+        <w:ind w:left="1440" w:hanging="360"/>
+      </w:pPr>
+      <w:rPr>
+        <w:rFonts w:ascii="Courier New" w:hAnsi="Courier New" w:hint="default"/>
+      </w:rPr>
+    </w:lvl>
+    <w:lvl w:ilvl="2" w:tplc="08ACFB2C">
+      <w:start w:val="1"/>
+      <w:numFmt w:val="bullet"/>
+      <w:lvlText w:val=""/>
+      <w:lvlJc w:val="left"/>
+      <w:pPr>
+        <w:ind w:left="2160" w:hanging="360"/>
+      </w:pPr>
+      <w:rPr>
+        <w:rFonts w:ascii="Wingdings" w:hAnsi="Wingdings" w:hint="default"/>
+      </w:rPr>
+    </w:lvl>
+    <w:lvl w:ilvl="3" w:tplc="4CDE7402">
+      <w:start w:val="1"/>
+      <w:numFmt w:val="bullet"/>
+      <w:lvlText w:val=""/>
+      <w:lvlJc w:val="left"/>
+      <w:pPr>
+        <w:ind w:left="2880" w:hanging="360"/>
+      </w:pPr>
+      <w:rPr>
+        <w:rFonts w:ascii="Symbol" w:hAnsi="Symbol" w:hint="default"/>
+      </w:rPr>
+    </w:lvl>
+    <w:lvl w:ilvl="4" w:tplc="CF28DAAA">
+      <w:start w:val="1"/>
+      <w:numFmt w:val="bullet"/>
+      <w:lvlText w:val="o"/>
+      <w:lvlJc w:val="left"/>
+      <w:pPr>
+        <w:ind w:left="3600" w:hanging="360"/>
+      </w:pPr>
+      <w:rPr>
+        <w:rFonts w:ascii="Courier New" w:hAnsi="Courier New" w:hint="default"/>
+      </w:rPr>
+    </w:lvl>
+    <w:lvl w:ilvl="5" w:tplc="335A848E">
+      <w:start w:val="1"/>
+      <w:numFmt w:val="bullet"/>
+      <w:lvlText w:val=""/>
+      <w:lvlJc w:val="left"/>
+      <w:pPr>
+        <w:ind w:left="4320" w:hanging="360"/>
+      </w:pPr>
+      <w:rPr>
+        <w:rFonts w:ascii="Wingdings" w:hAnsi="Wingdings" w:hint="default"/>
+      </w:rPr>
+    </w:lvl>
+    <w:lvl w:ilvl="6" w:tplc="E0D61FC6">
+      <w:start w:val="1"/>
+      <w:numFmt w:val="bullet"/>
+      <w:lvlText w:val=""/>
+      <w:lvlJc w:val="left"/>
+      <w:pPr>
+        <w:ind w:left="5040" w:hanging="360"/>
+      </w:pPr>
+      <w:rPr>
+        <w:rFonts w:ascii="Symbol" w:hAnsi="Symbol" w:hint="default"/>
+      </w:rPr>
+    </w:lvl>
+    <w:lvl w:ilvl="7" w:tplc="3C6677E8">
+      <w:start w:val="1"/>
+      <w:numFmt w:val="bullet"/>
+      <w:lvlText w:val="o"/>
+      <w:lvlJc w:val="left"/>
+      <w:pPr>
+        <w:ind w:left="5760" w:hanging="360"/>
+      </w:pPr>
+      <w:rPr>
+        <w:rFonts w:ascii="Courier New" w:hAnsi="Courier New" w:hint="default"/>
+      </w:rPr>
+    </w:lvl>
+    <w:lvl w:ilvl="8" w:tplc="7ABE4830">
+      <w:start w:val="1"/>
+      <w:numFmt w:val="bullet"/>
+      <w:lvlText w:val=""/>
+      <w:lvlJc w:val="left"/>
+      <w:pPr>
+        <w:ind w:left="6480" w:hanging="360"/>
+      </w:pPr>
+      <w:rPr>
+        <w:rFonts w:ascii="Wingdings" w:hAnsi="Wingdings" w:hint="default"/>
+      </w:rPr>
+    </w:lvl>
+  </w:abstractNum>
+  <w:abstractNum w:abstractNumId="14" w15:restartNumberingAfterBreak="0">
     <w:nsid w:val="49E05C3C"/>
     <w:multiLevelType w:val="multilevel"/>
     <w:tmpl w:val="62BE7D0E"/>
@@ -5271,7 +6503,7 @@
       </w:rPr>
     </w:lvl>
   </w:abstractNum>
-  <w:abstractNum w:abstractNumId="12" w15:restartNumberingAfterBreak="0">
+  <w:abstractNum w:abstractNumId="15" w15:restartNumberingAfterBreak="0">
     <w:nsid w:val="4F693B2D"/>
     <w:multiLevelType w:val="multilevel"/>
     <w:tmpl w:val="FE884810"/>
@@ -5420,7 +6652,7 @@
       </w:rPr>
     </w:lvl>
   </w:abstractNum>
-  <w:abstractNum w:abstractNumId="13" w15:restartNumberingAfterBreak="0">
+  <w:abstractNum w:abstractNumId="16" w15:restartNumberingAfterBreak="0">
     <w:nsid w:val="504B1786"/>
     <w:multiLevelType w:val="multilevel"/>
     <w:tmpl w:val="3D1A82E4"/>
@@ -5569,7 +6801,7 @@
       </w:rPr>
     </w:lvl>
   </w:abstractNum>
-  <w:abstractNum w:abstractNumId="14" w15:restartNumberingAfterBreak="0">
+  <w:abstractNum w:abstractNumId="17" w15:restartNumberingAfterBreak="0">
     <w:nsid w:val="5FF46C65"/>
     <w:multiLevelType w:val="multilevel"/>
     <w:tmpl w:val="5C021A22"/>
@@ -5718,7 +6950,7 @@
       </w:rPr>
     </w:lvl>
   </w:abstractNum>
-  <w:abstractNum w:abstractNumId="15" w15:restartNumberingAfterBreak="0">
+  <w:abstractNum w:abstractNumId="18" w15:restartNumberingAfterBreak="0">
     <w:nsid w:val="62BE4C42"/>
     <w:multiLevelType w:val="multilevel"/>
     <w:tmpl w:val="BADE90DA"/>
@@ -5867,7 +7099,7 @@
       </w:rPr>
     </w:lvl>
   </w:abstractNum>
-  <w:abstractNum w:abstractNumId="16" w15:restartNumberingAfterBreak="0">
+  <w:abstractNum w:abstractNumId="19" w15:restartNumberingAfterBreak="0">
     <w:nsid w:val="66CF57BE"/>
     <w:multiLevelType w:val="multilevel"/>
     <w:tmpl w:val="BADE90DA"/>
@@ -6016,7 +7248,233 @@
       </w:rPr>
     </w:lvl>
   </w:abstractNum>
-  <w:abstractNum w:abstractNumId="17" w15:restartNumberingAfterBreak="0">
+  <w:abstractNum w:abstractNumId="20" w15:restartNumberingAfterBreak="0">
+    <w:nsid w:val="71EF64EA"/>
+    <w:multiLevelType w:val="hybridMultilevel"/>
+    <w:tmpl w:val="C124FA94"/>
+    <w:lvl w:ilvl="0" w:tplc="9AAC6094">
+      <w:start w:val="1"/>
+      <w:numFmt w:val="bullet"/>
+      <w:lvlText w:val=""/>
+      <w:lvlJc w:val="left"/>
+      <w:pPr>
+        <w:ind w:left="720" w:hanging="360"/>
+      </w:pPr>
+      <w:rPr>
+        <w:rFonts w:ascii="Symbol" w:hAnsi="Symbol" w:hint="default"/>
+      </w:rPr>
+    </w:lvl>
+    <w:lvl w:ilvl="1" w:tplc="92FAF704">
+      <w:start w:val="1"/>
+      <w:numFmt w:val="bullet"/>
+      <w:lvlText w:val="o"/>
+      <w:lvlJc w:val="left"/>
+      <w:pPr>
+        <w:ind w:left="1440" w:hanging="360"/>
+      </w:pPr>
+      <w:rPr>
+        <w:rFonts w:ascii="Courier New" w:hAnsi="Courier New" w:hint="default"/>
+      </w:rPr>
+    </w:lvl>
+    <w:lvl w:ilvl="2" w:tplc="F372272A">
+      <w:start w:val="1"/>
+      <w:numFmt w:val="bullet"/>
+      <w:lvlText w:val=""/>
+      <w:lvlJc w:val="left"/>
+      <w:pPr>
+        <w:ind w:left="2160" w:hanging="360"/>
+      </w:pPr>
+      <w:rPr>
+        <w:rFonts w:ascii="Wingdings" w:hAnsi="Wingdings" w:hint="default"/>
+      </w:rPr>
+    </w:lvl>
+    <w:lvl w:ilvl="3" w:tplc="CD68869C">
+      <w:start w:val="1"/>
+      <w:numFmt w:val="bullet"/>
+      <w:lvlText w:val=""/>
+      <w:lvlJc w:val="left"/>
+      <w:pPr>
+        <w:ind w:left="2880" w:hanging="360"/>
+      </w:pPr>
+      <w:rPr>
+        <w:rFonts w:ascii="Symbol" w:hAnsi="Symbol" w:hint="default"/>
+      </w:rPr>
+    </w:lvl>
+    <w:lvl w:ilvl="4" w:tplc="9ED61A42">
+      <w:start w:val="1"/>
+      <w:numFmt w:val="bullet"/>
+      <w:lvlText w:val="o"/>
+      <w:lvlJc w:val="left"/>
+      <w:pPr>
+        <w:ind w:left="3600" w:hanging="360"/>
+      </w:pPr>
+      <w:rPr>
+        <w:rFonts w:ascii="Courier New" w:hAnsi="Courier New" w:hint="default"/>
+      </w:rPr>
+    </w:lvl>
+    <w:lvl w:ilvl="5" w:tplc="BDF03496">
+      <w:start w:val="1"/>
+      <w:numFmt w:val="bullet"/>
+      <w:lvlText w:val=""/>
+      <w:lvlJc w:val="left"/>
+      <w:pPr>
+        <w:ind w:left="4320" w:hanging="360"/>
+      </w:pPr>
+      <w:rPr>
+        <w:rFonts w:ascii="Wingdings" w:hAnsi="Wingdings" w:hint="default"/>
+      </w:rPr>
+    </w:lvl>
+    <w:lvl w:ilvl="6" w:tplc="C97A0C56">
+      <w:start w:val="1"/>
+      <w:numFmt w:val="bullet"/>
+      <w:lvlText w:val=""/>
+      <w:lvlJc w:val="left"/>
+      <w:pPr>
+        <w:ind w:left="5040" w:hanging="360"/>
+      </w:pPr>
+      <w:rPr>
+        <w:rFonts w:ascii="Symbol" w:hAnsi="Symbol" w:hint="default"/>
+      </w:rPr>
+    </w:lvl>
+    <w:lvl w:ilvl="7" w:tplc="9D463144">
+      <w:start w:val="1"/>
+      <w:numFmt w:val="bullet"/>
+      <w:lvlText w:val="o"/>
+      <w:lvlJc w:val="left"/>
+      <w:pPr>
+        <w:ind w:left="5760" w:hanging="360"/>
+      </w:pPr>
+      <w:rPr>
+        <w:rFonts w:ascii="Courier New" w:hAnsi="Courier New" w:hint="default"/>
+      </w:rPr>
+    </w:lvl>
+    <w:lvl w:ilvl="8" w:tplc="5464EACE">
+      <w:start w:val="1"/>
+      <w:numFmt w:val="bullet"/>
+      <w:lvlText w:val=""/>
+      <w:lvlJc w:val="left"/>
+      <w:pPr>
+        <w:ind w:left="6480" w:hanging="360"/>
+      </w:pPr>
+      <w:rPr>
+        <w:rFonts w:ascii="Wingdings" w:hAnsi="Wingdings" w:hint="default"/>
+      </w:rPr>
+    </w:lvl>
+  </w:abstractNum>
+  <w:abstractNum w:abstractNumId="21" w15:restartNumberingAfterBreak="0">
+    <w:nsid w:val="7401699D"/>
+    <w:multiLevelType w:val="hybridMultilevel"/>
+    <w:tmpl w:val="0024B32E"/>
+    <w:lvl w:ilvl="0" w:tplc="7B700AEC">
+      <w:start w:val="1"/>
+      <w:numFmt w:val="bullet"/>
+      <w:lvlText w:val=""/>
+      <w:lvlJc w:val="left"/>
+      <w:pPr>
+        <w:ind w:left="720" w:hanging="360"/>
+      </w:pPr>
+      <w:rPr>
+        <w:rFonts w:ascii="Symbol" w:hAnsi="Symbol" w:hint="default"/>
+      </w:rPr>
+    </w:lvl>
+    <w:lvl w:ilvl="1" w:tplc="7EECBA00">
+      <w:start w:val="1"/>
+      <w:numFmt w:val="bullet"/>
+      <w:lvlText w:val="o"/>
+      <w:lvlJc w:val="left"/>
+      <w:pPr>
+        <w:ind w:left="1440" w:hanging="360"/>
+      </w:pPr>
+      <w:rPr>
+        <w:rFonts w:ascii="Courier New" w:hAnsi="Courier New" w:hint="default"/>
+      </w:rPr>
+    </w:lvl>
+    <w:lvl w:ilvl="2" w:tplc="02AA9B44">
+      <w:start w:val="1"/>
+      <w:numFmt w:val="bullet"/>
+      <w:lvlText w:val=""/>
+      <w:lvlJc w:val="left"/>
+      <w:pPr>
+        <w:ind w:left="2160" w:hanging="360"/>
+      </w:pPr>
+      <w:rPr>
+        <w:rFonts w:ascii="Wingdings" w:hAnsi="Wingdings" w:hint="default"/>
+      </w:rPr>
+    </w:lvl>
+    <w:lvl w:ilvl="3" w:tplc="1122B424">
+      <w:start w:val="1"/>
+      <w:numFmt w:val="bullet"/>
+      <w:lvlText w:val=""/>
+      <w:lvlJc w:val="left"/>
+      <w:pPr>
+        <w:ind w:left="2880" w:hanging="360"/>
+      </w:pPr>
+      <w:rPr>
+        <w:rFonts w:ascii="Symbol" w:hAnsi="Symbol" w:hint="default"/>
+      </w:rPr>
+    </w:lvl>
+    <w:lvl w:ilvl="4" w:tplc="4BAC8DAC">
+      <w:start w:val="1"/>
+      <w:numFmt w:val="bullet"/>
+      <w:lvlText w:val="o"/>
+      <w:lvlJc w:val="left"/>
+      <w:pPr>
+        <w:ind w:left="3600" w:hanging="360"/>
+      </w:pPr>
+      <w:rPr>
+        <w:rFonts w:ascii="Courier New" w:hAnsi="Courier New" w:hint="default"/>
+      </w:rPr>
+    </w:lvl>
+    <w:lvl w:ilvl="5" w:tplc="8F6CBCC2">
+      <w:start w:val="1"/>
+      <w:numFmt w:val="bullet"/>
+      <w:lvlText w:val=""/>
+      <w:lvlJc w:val="left"/>
+      <w:pPr>
+        <w:ind w:left="4320" w:hanging="360"/>
+      </w:pPr>
+      <w:rPr>
+        <w:rFonts w:ascii="Wingdings" w:hAnsi="Wingdings" w:hint="default"/>
+      </w:rPr>
+    </w:lvl>
+    <w:lvl w:ilvl="6" w:tplc="0850468C">
+      <w:start w:val="1"/>
+      <w:numFmt w:val="bullet"/>
+      <w:lvlText w:val=""/>
+      <w:lvlJc w:val="left"/>
+      <w:pPr>
+        <w:ind w:left="5040" w:hanging="360"/>
+      </w:pPr>
+      <w:rPr>
+        <w:rFonts w:ascii="Symbol" w:hAnsi="Symbol" w:hint="default"/>
+      </w:rPr>
+    </w:lvl>
+    <w:lvl w:ilvl="7" w:tplc="E17E1B02">
+      <w:start w:val="1"/>
+      <w:numFmt w:val="bullet"/>
+      <w:lvlText w:val="o"/>
+      <w:lvlJc w:val="left"/>
+      <w:pPr>
+        <w:ind w:left="5760" w:hanging="360"/>
+      </w:pPr>
+      <w:rPr>
+        <w:rFonts w:ascii="Courier New" w:hAnsi="Courier New" w:hint="default"/>
+      </w:rPr>
+    </w:lvl>
+    <w:lvl w:ilvl="8" w:tplc="6B74B2D2">
+      <w:start w:val="1"/>
+      <w:numFmt w:val="bullet"/>
+      <w:lvlText w:val=""/>
+      <w:lvlJc w:val="left"/>
+      <w:pPr>
+        <w:ind w:left="6480" w:hanging="360"/>
+      </w:pPr>
+      <w:rPr>
+        <w:rFonts w:ascii="Wingdings" w:hAnsi="Wingdings" w:hint="default"/>
+      </w:rPr>
+    </w:lvl>
+  </w:abstractNum>
+  <w:abstractNum w:abstractNumId="22" w15:restartNumberingAfterBreak="0">
     <w:nsid w:val="76474287"/>
     <w:multiLevelType w:val="hybridMultilevel"/>
     <w:tmpl w:val="0C06A90C"/>
@@ -6129,7 +7587,7 @@
       </w:rPr>
     </w:lvl>
   </w:abstractNum>
-  <w:abstractNum w:abstractNumId="18" w15:restartNumberingAfterBreak="0">
+  <w:abstractNum w:abstractNumId="23" w15:restartNumberingAfterBreak="0">
     <w:nsid w:val="78580BB0"/>
     <w:multiLevelType w:val="multilevel"/>
     <w:tmpl w:val="BADE90DA"/>
@@ -6278,7 +7736,7 @@
       </w:rPr>
     </w:lvl>
   </w:abstractNum>
-  <w:abstractNum w:abstractNumId="19" w15:restartNumberingAfterBreak="0">
+  <w:abstractNum w:abstractNumId="24" w15:restartNumberingAfterBreak="0">
     <w:nsid w:val="7CAB0FB2"/>
     <w:multiLevelType w:val="multilevel"/>
     <w:tmpl w:val="BADE90DA"/>
@@ -6427,7 +7885,7 @@
       </w:rPr>
     </w:lvl>
   </w:abstractNum>
-  <w:abstractNum w:abstractNumId="20" w15:restartNumberingAfterBreak="0">
+  <w:abstractNum w:abstractNumId="25" w15:restartNumberingAfterBreak="0">
     <w:nsid w:val="7D3D6D43"/>
     <w:multiLevelType w:val="multilevel"/>
     <w:tmpl w:val="BADE90DA"/>
@@ -6577,67 +8035,82 @@
     </w:lvl>
   </w:abstractNum>
   <w:num w:numId="1" w16cid:durableId="755178204">
+    <w:abstractNumId w:val="9"/>
+  </w:num>
+  <w:num w:numId="2" w16cid:durableId="336232437">
     <w:abstractNumId w:val="8"/>
   </w:num>
-  <w:num w:numId="2" w16cid:durableId="336232437">
+  <w:num w:numId="3" w16cid:durableId="452599017">
     <w:abstractNumId w:val="7"/>
   </w:num>
-  <w:num w:numId="3" w16cid:durableId="452599017">
+  <w:num w:numId="4" w16cid:durableId="1949658070">
+    <w:abstractNumId w:val="16"/>
+  </w:num>
+  <w:num w:numId="5" w16cid:durableId="146359954">
+    <w:abstractNumId w:val="15"/>
+  </w:num>
+  <w:num w:numId="6" w16cid:durableId="1007363863">
+    <w:abstractNumId w:val="2"/>
+  </w:num>
+  <w:num w:numId="7" w16cid:durableId="314647274">
+    <w:abstractNumId w:val="14"/>
+  </w:num>
+  <w:num w:numId="8" w16cid:durableId="1695576472">
+    <w:abstractNumId w:val="5"/>
+  </w:num>
+  <w:num w:numId="9" w16cid:durableId="1300527228">
+    <w:abstractNumId w:val="11"/>
+  </w:num>
+  <w:num w:numId="10" w16cid:durableId="1053694322">
+    <w:abstractNumId w:val="24"/>
+  </w:num>
+  <w:num w:numId="11" w16cid:durableId="2127656910">
+    <w:abstractNumId w:val="17"/>
+  </w:num>
+  <w:num w:numId="12" w16cid:durableId="2119635978">
+    <w:abstractNumId w:val="22"/>
+  </w:num>
+  <w:num w:numId="13" w16cid:durableId="1703288747">
+    <w:abstractNumId w:val="19"/>
+  </w:num>
+  <w:num w:numId="14" w16cid:durableId="1929465801">
+    <w:abstractNumId w:val="4"/>
+  </w:num>
+  <w:num w:numId="15" w16cid:durableId="492765370">
     <w:abstractNumId w:val="6"/>
   </w:num>
-  <w:num w:numId="4" w16cid:durableId="1949658070">
-    <w:abstractNumId w:val="13"/>
+  <w:num w:numId="16" w16cid:durableId="489951747">
+    <w:abstractNumId w:val="3"/>
   </w:num>
-  <w:num w:numId="5" w16cid:durableId="146359954">
+  <w:num w:numId="17" w16cid:durableId="672336085">
     <w:abstractNumId w:val="12"/>
   </w:num>
-  <w:num w:numId="6" w16cid:durableId="1007363863">
+  <w:num w:numId="18" w16cid:durableId="112797391">
+    <w:abstractNumId w:val="23"/>
+  </w:num>
+  <w:num w:numId="19" w16cid:durableId="21172744">
     <w:abstractNumId w:val="1"/>
   </w:num>
-  <w:num w:numId="7" w16cid:durableId="314647274">
-    <w:abstractNumId w:val="11"/>
+  <w:num w:numId="20" w16cid:durableId="1707485015">
+    <w:abstractNumId w:val="25"/>
   </w:num>
-  <w:num w:numId="8" w16cid:durableId="1695576472">
-    <w:abstractNumId w:val="4"/>
+  <w:num w:numId="21" w16cid:durableId="882517022">
+    <w:abstractNumId w:val="18"/>
   </w:num>
-  <w:num w:numId="9" w16cid:durableId="1300527228">
-    <w:abstractNumId w:val="9"/>
-  </w:num>
-  <w:num w:numId="10" w16cid:durableId="1053694322">
-    <w:abstractNumId w:val="19"/>
-  </w:num>
-  <w:num w:numId="11" w16cid:durableId="2127656910">
-    <w:abstractNumId w:val="14"/>
-  </w:num>
-  <w:num w:numId="12" w16cid:durableId="2119635978">
-    <w:abstractNumId w:val="17"/>
-  </w:num>
-  <w:num w:numId="13" w16cid:durableId="1703288747">
-    <w:abstractNumId w:val="16"/>
-  </w:num>
-  <w:num w:numId="14" w16cid:durableId="1929465801">
-    <w:abstractNumId w:val="3"/>
-  </w:num>
-  <w:num w:numId="15" w16cid:durableId="492765370">
-    <w:abstractNumId w:val="5"/>
-  </w:num>
-  <w:num w:numId="16" w16cid:durableId="489951747">
-    <w:abstractNumId w:val="2"/>
-  </w:num>
-  <w:num w:numId="17" w16cid:durableId="672336085">
+  <w:num w:numId="22" w16cid:durableId="1409427952">
     <w:abstractNumId w:val="10"/>
   </w:num>
-  <w:num w:numId="18" w16cid:durableId="112797391">
-    <w:abstractNumId w:val="18"/>
+  <w:num w:numId="23" w16cid:durableId="1060517196">
+    <w:abstractNumId w:val="21"/>
   </w:num>
-  <w:num w:numId="19" w16cid:durableId="21172744">
+  <w:num w:numId="24" w16cid:durableId="272827467">
     <w:abstractNumId w:val="0"/>
   </w:num>
-  <w:num w:numId="20" w16cid:durableId="1707485015">
+  <w:num w:numId="25" w16cid:durableId="980228150">
     <w:abstractNumId w:val="20"/>
   </w:num>
-  <w:num w:numId="21" w16cid:durableId="882517022">
-    <w:abstractNumId w:val="15"/>
+  <w:num w:numId="26" w16cid:durableId="1597520800">
+    <w:abstractNumId w:val="13"/>
   </w:num>
 </w:numbering>
 </file>
@@ -7243,6 +8716,7 @@
   <w:style w:type="character" w:default="1" w:styleId="DefaultParagraphFont">
     <w:name w:val="Default Paragraph Font"/>
     <w:uiPriority w:val="1"/>
+    <w:semiHidden/>
     <w:unhideWhenUsed/>
   </w:style>
   <w:style w:type="table" w:default="1" w:styleId="TableNormal">
